--- a/ScholarHub 开发文档.docx
+++ b/ScholarHub 开发文档.docx
@@ -1055,7 +1055,7 @@
       <w:pPr>
         <w:jc w:val="center"/>
         <w:rPr>
-          <w:rFonts w:ascii="寒蝉锦书宋Pro" w:eastAsia="寒蝉锦书宋Pro" w:hAnsi="寒蝉锦书宋Pro"/>
+          <w:rFonts w:ascii="寒蝉锦书宋Pro" w:eastAsia="寒蝉锦书宋Pro" w:hAnsi="寒蝉锦书宋Pro" w:hint="eastAsia"/>
           <w:b/>
           <w:bCs/>
           <w:sz w:val="32"/>
@@ -1071,7 +1071,37 @@
           <w:szCs w:val="36"/>
         </w:rPr>
         <w:lastRenderedPageBreak/>
-        <w:t>DC.1 主功能代码思路与实现</w:t>
+        <w:t>DC.</w:t>
+      </w:r>
+      <w:r>
+        <w:rPr>
+          <w:rFonts w:ascii="寒蝉锦书宋Pro" w:eastAsia="寒蝉锦书宋Pro" w:hAnsi="寒蝉锦书宋Pro" w:hint="eastAsia"/>
+          <w:b/>
+          <w:bCs/>
+          <w:sz w:val="32"/>
+          <w:szCs w:val="36"/>
+        </w:rPr>
+        <w:t>1</w:t>
+      </w:r>
+      <w:r>
+        <w:rPr>
+          <w:rFonts w:ascii="寒蝉锦书宋Pro" w:eastAsia="寒蝉锦书宋Pro" w:hAnsi="寒蝉锦书宋Pro" w:hint="eastAsia"/>
+          <w:b/>
+          <w:bCs/>
+          <w:sz w:val="32"/>
+          <w:szCs w:val="36"/>
+        </w:rPr>
+        <w:t xml:space="preserve"> </w:t>
+      </w:r>
+      <w:r>
+        <w:rPr>
+          <w:rFonts w:ascii="寒蝉锦书宋Pro" w:eastAsia="寒蝉锦书宋Pro" w:hAnsi="寒蝉锦书宋Pro" w:hint="eastAsia"/>
+          <w:b/>
+          <w:bCs/>
+          <w:sz w:val="32"/>
+          <w:szCs w:val="36"/>
+        </w:rPr>
+        <w:t>程序功能模块描述和索引顺序</w:t>
       </w:r>
     </w:p>
     <w:p>
@@ -1094,7 +1124,37 @@
           <w:sz w:val="24"/>
           <w:szCs w:val="28"/>
         </w:rPr>
-        <w:t>CR.1 单词</w:t>
+        <w:t>CR.</w:t>
+      </w:r>
+      <w:r>
+        <w:rPr>
+          <w:rFonts w:ascii="寒蝉锦书宋Pro" w:eastAsia="寒蝉锦书宋Pro" w:hAnsi="寒蝉锦书宋Pro" w:hint="eastAsia"/>
+          <w:b/>
+          <w:bCs/>
+          <w:sz w:val="24"/>
+          <w:szCs w:val="28"/>
+        </w:rPr>
+        <w:t>0</w:t>
+      </w:r>
+      <w:r>
+        <w:rPr>
+          <w:rFonts w:ascii="寒蝉锦书宋Pro" w:eastAsia="寒蝉锦书宋Pro" w:hAnsi="寒蝉锦书宋Pro" w:hint="eastAsia"/>
+          <w:b/>
+          <w:bCs/>
+          <w:sz w:val="24"/>
+          <w:szCs w:val="28"/>
+        </w:rPr>
+        <w:t xml:space="preserve"> </w:t>
+      </w:r>
+      <w:r>
+        <w:rPr>
+          <w:rFonts w:ascii="寒蝉锦书宋Pro" w:eastAsia="寒蝉锦书宋Pro" w:hAnsi="寒蝉锦书宋Pro" w:hint="eastAsia"/>
+          <w:b/>
+          <w:bCs/>
+          <w:sz w:val="24"/>
+          <w:szCs w:val="28"/>
+        </w:rPr>
+        <w:t>实现思路讲解与引入</w:t>
       </w:r>
     </w:p>
     <w:p>
@@ -1114,7 +1174,15 @@
           <w:b/>
           <w:bCs/>
         </w:rPr>
-        <w:t>一、单词数据储存</w:t>
+        <w:t>一、</w:t>
+      </w:r>
+      <w:r>
+        <w:rPr>
+          <w:rFonts w:ascii="宋体" w:eastAsia="宋体" w:hAnsi="宋体" w:hint="eastAsia"/>
+          <w:b/>
+          <w:bCs/>
+        </w:rPr>
+        <w:t>实现思路</w:t>
       </w:r>
     </w:p>
     <w:p>
@@ -1123,24 +1191,74 @@
         <w:spacing w:line="340" w:lineRule="exact"/>
         <w:jc w:val="left"/>
         <w:rPr>
-          <w:rFonts w:ascii="仿宋" w:eastAsia="仿宋" w:hAnsi="仿宋"/>
+          <w:rFonts w:ascii="宋体" w:eastAsia="宋体" w:hAnsi="宋体" w:hint="eastAsia"/>
         </w:rPr>
       </w:pPr>
       <w:r>
         <w:rPr>
-          <w:rFonts w:ascii="宋体" w:eastAsia="宋体" w:hAnsi="宋体" w:hint="eastAsia"/>
-          <w:b/>
-          <w:bCs/>
-        </w:rPr>
-        <w:t>1.</w:t>
-      </w:r>
-      <w:r>
-        <w:rPr>
-          <w:rFonts w:ascii="宋体" w:eastAsia="宋体" w:hAnsi="宋体" w:hint="eastAsia"/>
-          <w:b/>
-          <w:bCs/>
-        </w:rPr>
-        <w:t>思路分析：</w:t>
+          <w:rFonts w:ascii="宋体" w:eastAsia="宋体" w:hAnsi="宋体"/>
+        </w:rPr>
+        <w:tab/>
+      </w:r>
+      <w:r>
+        <w:rPr>
+          <w:rFonts w:ascii="宋体" w:eastAsia="宋体" w:hAnsi="宋体" w:hint="eastAsia"/>
+        </w:rPr>
+        <w:t>在main.py中，</w:t>
+      </w:r>
+      <w:r>
+        <w:rPr>
+          <w:rFonts w:ascii="宋体" w:eastAsia="宋体" w:hAnsi="宋体" w:hint="eastAsia"/>
+        </w:rPr>
+        <w:t>定义了UI类</w:t>
+      </w:r>
+      <w:r>
+        <w:rPr>
+          <w:rFonts w:ascii="宋体" w:eastAsia="宋体" w:hAnsi="宋体" w:hint="eastAsia"/>
+        </w:rPr>
+        <w:t>[继承自QMainWindow]</w:t>
+      </w:r>
+      <w:r>
+        <w:rPr>
+          <w:rFonts w:ascii="宋体" w:eastAsia="宋体" w:hAnsi="宋体" w:hint="eastAsia"/>
+        </w:rPr>
+        <w:t>，用来管理所有有关UI的设计。关于</w:t>
+      </w:r>
+      <w:r>
+        <w:rPr>
+          <w:rFonts w:ascii="宋体" w:eastAsia="宋体" w:hAnsi="宋体" w:hint="eastAsia"/>
+        </w:rPr>
+        <w:t>页面切换，</w:t>
+      </w:r>
+      <w:r>
+        <w:rPr>
+          <w:rFonts w:ascii="宋体" w:eastAsia="宋体" w:hAnsi="宋体" w:hint="eastAsia"/>
+        </w:rPr>
+        <w:t>使用UI类中的StackWidget</w:t>
+      </w:r>
+      <w:r>
+        <w:rPr>
+          <w:rFonts w:ascii="宋体" w:eastAsia="宋体" w:hAnsi="宋体" w:hint="eastAsia"/>
+        </w:rPr>
+        <w:t>控件</w:t>
+      </w:r>
+      <w:r>
+        <w:rPr>
+          <w:rFonts w:ascii="宋体" w:eastAsia="宋体" w:hAnsi="宋体" w:hint="eastAsia"/>
+        </w:rPr>
+        <w:t>存储不同页面的Q</w:t>
+      </w:r>
+      <w:r>
+        <w:rPr>
+          <w:rFonts w:ascii="宋体" w:eastAsia="宋体" w:hAnsi="宋体" w:hint="eastAsia"/>
+        </w:rPr>
+        <w:t>W</w:t>
+      </w:r>
+      <w:r>
+        <w:rPr>
+          <w:rFonts w:ascii="宋体" w:eastAsia="宋体" w:hAnsi="宋体" w:hint="eastAsia"/>
+        </w:rPr>
+        <w:t>idget对象。</w:t>
       </w:r>
     </w:p>
     <w:p>
@@ -1149,20 +1267,38 @@
         <w:spacing w:line="340" w:lineRule="exact"/>
         <w:jc w:val="left"/>
         <w:rPr>
-          <w:rFonts w:ascii="仿宋" w:eastAsia="仿宋" w:hAnsi="仿宋"/>
+          <w:rFonts w:ascii="宋体" w:eastAsia="宋体" w:hAnsi="宋体" w:hint="eastAsia"/>
         </w:rPr>
       </w:pPr>
       <w:r>
         <w:rPr>
-          <w:rFonts w:ascii="仿宋" w:eastAsia="仿宋" w:hAnsi="仿宋"/>
+          <w:rFonts w:ascii="宋体" w:eastAsia="宋体" w:hAnsi="宋体"/>
         </w:rPr>
         <w:tab/>
       </w:r>
       <w:r>
         <w:rPr>
-          <w:rFonts w:ascii="仿宋" w:eastAsia="仿宋" w:hAnsi="仿宋" w:hint="eastAsia"/>
-        </w:rPr>
-        <w:t>从整体上，单词数据采用json或csv格式储存较好，但是针对后续需求，json格式的可读性较低，所以接下来主要讨论通过csv格式实现的思路。</w:t>
+          <w:rFonts w:ascii="宋体" w:eastAsia="宋体" w:hAnsi="宋体" w:hint="eastAsia"/>
+        </w:rPr>
+        <w:t>对于StackWidget控件，需要通过setCurrentIndex()方法，传入index: int，作为页面的索引值。比如在项目中，把HomeWindow作为主页面，UI.StackWidget.addWidget(</w:t>
+      </w:r>
+      <w:r>
+        <w:rPr>
+          <w:rFonts w:ascii="宋体" w:eastAsia="宋体" w:hAnsi="宋体" w:hint="eastAsia"/>
+        </w:rPr>
+        <w:t>UI</w:t>
+      </w:r>
+      <w:r>
+        <w:rPr>
+          <w:rFonts w:ascii="宋体" w:eastAsia="宋体" w:hAnsi="宋体" w:hint="eastAsia"/>
+        </w:rPr>
+        <w:t>.HomePage)之后，作为StackWidget的第一个页面，默认索引为0</w:t>
+      </w:r>
+      <w:r>
+        <w:rPr>
+          <w:rFonts w:ascii="宋体" w:eastAsia="宋体" w:hAnsi="宋体" w:hint="eastAsia"/>
+        </w:rPr>
+        <w:t>，则UI.StackWidget.setCurrentIndex(0)可以呈现HomeWindow的布局。</w:t>
       </w:r>
     </w:p>
     <w:p>
@@ -1171,20 +1307,37 @@
         <w:spacing w:line="340" w:lineRule="exact"/>
         <w:jc w:val="left"/>
         <w:rPr>
-          <w:rFonts w:ascii="仿宋" w:eastAsia="仿宋" w:hAnsi="仿宋"/>
+          <w:rFonts w:ascii="楷体" w:eastAsia="楷体" w:hAnsi="楷体" w:hint="eastAsia"/>
+          <w:color w:val="A6A6A6" w:themeColor="background1" w:themeShade="A6"/>
         </w:rPr>
       </w:pPr>
       <w:r>
         <w:rPr>
-          <w:rFonts w:ascii="仿宋" w:eastAsia="仿宋" w:hAnsi="仿宋"/>
-        </w:rPr>
-        <w:tab/>
-      </w:r>
-      <w:r>
-        <w:rPr>
-          <w:rFonts w:ascii="仿宋" w:eastAsia="仿宋" w:hAnsi="仿宋" w:hint="eastAsia"/>
-        </w:rPr>
-        <w:t>首先我们要分析储存单词数据需要记录哪些参数：</w:t>
+          <w:rFonts w:ascii="楷体" w:eastAsia="楷体" w:hAnsi="楷体" w:hint="eastAsia"/>
+          <w:color w:val="A6A6A6" w:themeColor="background1" w:themeShade="A6"/>
+        </w:rPr>
+        <w:t xml:space="preserve"> </w:t>
+      </w:r>
+      <w:r>
+        <w:rPr>
+          <w:rFonts w:ascii="Cambria Math" w:eastAsia="楷体" w:hAnsi="Cambria Math" w:cs="Cambria Math"/>
+          <w:color w:val="A6A6A6" w:themeColor="background1" w:themeShade="A6"/>
+        </w:rPr>
+        <w:t>⇒</w:t>
+      </w:r>
+      <w:r>
+        <w:rPr>
+          <w:rFonts w:ascii="楷体" w:eastAsia="楷体" w:hAnsi="楷体" w:hint="eastAsia"/>
+          <w:color w:val="A6A6A6" w:themeColor="background1" w:themeShade="A6"/>
+        </w:rPr>
+        <w:t xml:space="preserve"> 那么，针对此项目中各个功能模块对应的界面，必然需要一个索引值与之一一对应，</w:t>
+      </w:r>
+      <w:r>
+        <w:rPr>
+          <w:rFonts w:ascii="楷体" w:eastAsia="楷体" w:hAnsi="楷体" w:hint="eastAsia"/>
+          <w:color w:val="A6A6A6" w:themeColor="background1" w:themeShade="A6"/>
+        </w:rPr>
+        <w:t>同时需要兼容灵活性，尽量避免硬编码索引对应。</w:t>
       </w:r>
     </w:p>
     <w:p>
@@ -1193,57 +1346,11 @@
         <w:spacing w:line="340" w:lineRule="exact"/>
         <w:jc w:val="left"/>
         <w:rPr>
-          <w:rFonts w:ascii="仿宋" w:eastAsia="仿宋" w:hAnsi="仿宋"/>
+          <w:rFonts w:ascii="宋体" w:eastAsia="宋体" w:hAnsi="宋体" w:hint="eastAsia"/>
+          <w:b/>
+          <w:bCs/>
         </w:rPr>
       </w:pPr>
-      <w:r>
-        <w:rPr>
-          <w:rFonts w:ascii="仿宋" w:eastAsia="仿宋" w:hAnsi="仿宋"/>
-          <w:b/>
-          <w:bCs/>
-        </w:rPr>
-        <w:tab/>
-      </w:r>
-      <w:r>
-        <w:rPr>
-          <w:rFonts w:ascii="黑体" w:eastAsia="黑体" w:hAnsi="黑体" w:hint="eastAsia"/>
-          <w:b/>
-          <w:bCs/>
-        </w:rPr>
-        <w:t>A.</w:t>
-      </w:r>
-      <w:r>
-        <w:rPr>
-          <w:rFonts w:ascii="黑体" w:eastAsia="黑体" w:hAnsi="黑体" w:hint="eastAsia"/>
-          <w:b/>
-          <w:bCs/>
-        </w:rPr>
-        <w:t>单词[主键]：</w:t>
-      </w:r>
-      <w:r>
-        <w:rPr>
-          <w:rFonts w:ascii="仿宋" w:eastAsia="仿宋" w:hAnsi="仿宋" w:hint="eastAsia"/>
-        </w:rPr>
-        <w:t>记录</w:t>
-      </w:r>
-      <w:r>
-        <w:rPr>
-          <w:rFonts w:ascii="仿宋" w:eastAsia="仿宋" w:hAnsi="仿宋" w:hint="eastAsia"/>
-        </w:rPr>
-        <w:t>源单词，作为元组的唯一标识，也就是主键</w:t>
-      </w:r>
-      <w:r>
-        <w:rPr>
-          <w:rFonts w:ascii="仿宋" w:eastAsia="仿宋" w:hAnsi="仿宋" w:hint="eastAsia"/>
-        </w:rPr>
-        <w:t>（数据库范式）</w:t>
-      </w:r>
-      <w:r>
-        <w:rPr>
-          <w:rFonts w:ascii="仿宋" w:eastAsia="仿宋" w:hAnsi="仿宋" w:hint="eastAsia"/>
-        </w:rPr>
-        <w:t>。</w:t>
-      </w:r>
     </w:p>
     <w:p>
       <w:pPr>
@@ -1251,36 +1358,18 @@
         <w:spacing w:line="340" w:lineRule="exact"/>
         <w:jc w:val="left"/>
         <w:rPr>
-          <w:rFonts w:ascii="仿宋" w:eastAsia="仿宋" w:hAnsi="仿宋"/>
+          <w:rFonts w:ascii="宋体" w:eastAsia="宋体" w:hAnsi="宋体" w:hint="eastAsia"/>
+          <w:b/>
+          <w:bCs/>
         </w:rPr>
       </w:pPr>
       <w:r>
         <w:rPr>
-          <w:rFonts w:ascii="仿宋" w:eastAsia="仿宋" w:hAnsi="仿宋"/>
-        </w:rPr>
-        <w:tab/>
-      </w:r>
-      <w:r>
-        <w:rPr>
-          <w:rFonts w:ascii="黑体" w:eastAsia="黑体" w:hAnsi="黑体" w:hint="eastAsia"/>
-          <w:b/>
-          <w:bCs/>
-        </w:rPr>
-        <w:t>B.</w:t>
-      </w:r>
-      <w:r>
-        <w:rPr>
-          <w:rFonts w:ascii="黑体" w:eastAsia="黑体" w:hAnsi="黑体" w:hint="eastAsia"/>
-          <w:b/>
-          <w:bCs/>
-        </w:rPr>
-        <w:t>释义与词性：</w:t>
-      </w:r>
-      <w:r>
-        <w:rPr>
-          <w:rFonts w:ascii="仿宋" w:eastAsia="仿宋" w:hAnsi="仿宋" w:hint="eastAsia"/>
-        </w:rPr>
-        <w:t>由单词对应，释义应当是一个列表形式，因为一个单词可能涵盖着很多释义。</w:t>
+          <w:rFonts w:ascii="宋体" w:eastAsia="宋体" w:hAnsi="宋体" w:hint="eastAsia"/>
+          <w:b/>
+          <w:bCs/>
+        </w:rPr>
+        <w:t>二、分页面功能与命名规则</w:t>
       </w:r>
     </w:p>
     <w:p>
@@ -1289,20 +1378,46 @@
         <w:spacing w:line="340" w:lineRule="exact"/>
         <w:jc w:val="left"/>
         <w:rPr>
-          <w:rFonts w:ascii="仿宋" w:eastAsia="仿宋" w:hAnsi="仿宋"/>
+          <w:rFonts w:ascii="仿宋" w:eastAsia="仿宋" w:hAnsi="仿宋" w:hint="eastAsia"/>
         </w:rPr>
       </w:pPr>
       <w:r>
         <w:rPr>
-          <w:rFonts w:ascii="仿宋" w:eastAsia="仿宋" w:hAnsi="仿宋"/>
-        </w:rPr>
-        <w:tab/>
+          <w:rFonts w:ascii="宋体" w:eastAsia="宋体" w:hAnsi="宋体" w:hint="eastAsia"/>
+          <w:b/>
+          <w:bCs/>
+        </w:rPr>
+        <w:t>界面变量名规则：</w:t>
       </w:r>
       <w:r>
         <w:rPr>
           <w:rFonts w:ascii="仿宋" w:eastAsia="仿宋" w:hAnsi="仿宋" w:hint="eastAsia"/>
         </w:rPr>
-        <w:t>这是2个最基本的数据，但毕竟此模块的功能不仅于此，需要实现单词的背记检测、格式化输出、单词关联等功能，由此扩展出以下参数：</w:t>
+        <w:t>针对对应功能页面的主控制界面（或唯一页面）的，</w:t>
+      </w:r>
+      <w:r>
+        <w:rPr>
+          <w:rFonts w:ascii="仿宋" w:eastAsia="仿宋" w:hAnsi="仿宋" w:hint="eastAsia"/>
+        </w:rPr>
+        <w:t>以</w:t>
+      </w:r>
+      <w:r>
+        <w:rPr>
+          <w:rFonts w:ascii="仿宋" w:eastAsia="仿宋" w:hAnsi="仿宋" w:hint="eastAsia"/>
+        </w:rPr>
+        <w:t>[功能 + Window]命名，若为其下的一个分页面，则</w:t>
+      </w:r>
+      <w:r>
+        <w:rPr>
+          <w:rFonts w:ascii="仿宋" w:eastAsia="仿宋" w:hAnsi="仿宋" w:hint="eastAsia"/>
+        </w:rPr>
+        <w:t>以</w:t>
+      </w:r>
+      <w:r>
+        <w:rPr>
+          <w:rFonts w:ascii="仿宋" w:eastAsia="仿宋" w:hAnsi="仿宋" w:hint="eastAsia"/>
+        </w:rPr>
+        <w:t>[功能 + 页面作用 + Page]命名。</w:t>
       </w:r>
     </w:p>
     <w:p>
@@ -1311,7 +1426,2211 @@
         <w:spacing w:line="340" w:lineRule="exact"/>
         <w:jc w:val="left"/>
         <w:rPr>
+          <w:rFonts w:ascii="宋体" w:eastAsia="宋体" w:hAnsi="宋体" w:hint="eastAsia"/>
+          <w:b/>
+          <w:bCs/>
+        </w:rPr>
+      </w:pPr>
+      <w:r>
+        <w:rPr>
+          <w:rFonts w:ascii="宋体" w:eastAsia="宋体" w:hAnsi="宋体" w:hint="eastAsia"/>
+          <w:b/>
+          <w:bCs/>
+        </w:rPr>
+        <w:t>主要页面结构命名：</w:t>
+      </w:r>
+    </w:p>
+    <w:tbl>
+      <w:tblPr>
+        <w:tblStyle w:val="ae"/>
+        <w:tblW w:w="10316" w:type="dxa"/>
+        <w:jc w:val="center"/>
+        <w:tblLook w:val="04A0" w:firstRow="1" w:lastRow="0" w:firstColumn="1" w:lastColumn="0" w:noHBand="0" w:noVBand="1"/>
+      </w:tblPr>
+      <w:tblGrid>
+        <w:gridCol w:w="850"/>
+        <w:gridCol w:w="2154"/>
+        <w:gridCol w:w="2154"/>
+        <w:gridCol w:w="850"/>
+        <w:gridCol w:w="2154"/>
+        <w:gridCol w:w="2154"/>
+      </w:tblGrid>
+      <w:tr>
+        <w:trPr>
+          <w:jc w:val="center"/>
+        </w:trPr>
+        <w:tc>
+          <w:tcPr>
+            <w:tcW w:w="850" w:type="dxa"/>
+          </w:tcPr>
+          <w:p>
+            <w:pPr>
+              <w:widowControl/>
+              <w:spacing w:line="340" w:lineRule="exact"/>
+              <w:jc w:val="center"/>
+              <w:rPr>
+                <w:rFonts w:ascii="宋体" w:eastAsia="宋体" w:hAnsi="宋体" w:hint="eastAsia"/>
+                <w:b/>
+                <w:bCs/>
+              </w:rPr>
+            </w:pPr>
+            <w:r>
+              <w:rPr>
+                <w:rFonts w:ascii="宋体" w:eastAsia="宋体" w:hAnsi="宋体" w:hint="eastAsia"/>
+                <w:b/>
+                <w:bCs/>
+              </w:rPr>
+              <w:t>索引</w:t>
+            </w:r>
+          </w:p>
+        </w:tc>
+        <w:tc>
+          <w:tcPr>
+            <w:tcW w:w="2154" w:type="dxa"/>
+            <w:vAlign w:val="center"/>
+          </w:tcPr>
+          <w:p>
+            <w:pPr>
+              <w:widowControl/>
+              <w:spacing w:line="340" w:lineRule="exact"/>
+              <w:jc w:val="center"/>
+              <w:rPr>
+                <w:rFonts w:ascii="宋体" w:eastAsia="宋体" w:hAnsi="宋体" w:hint="eastAsia"/>
+                <w:b/>
+                <w:bCs/>
+              </w:rPr>
+            </w:pPr>
+            <w:r>
+              <w:rPr>
+                <w:rFonts w:ascii="宋体" w:eastAsia="宋体" w:hAnsi="宋体" w:hint="eastAsia"/>
+                <w:b/>
+                <w:bCs/>
+              </w:rPr>
+              <w:t>功能</w:t>
+            </w:r>
+          </w:p>
+        </w:tc>
+        <w:tc>
+          <w:tcPr>
+            <w:tcW w:w="2154" w:type="dxa"/>
+            <w:vAlign w:val="center"/>
+          </w:tcPr>
+          <w:p>
+            <w:pPr>
+              <w:widowControl/>
+              <w:spacing w:line="340" w:lineRule="exact"/>
+              <w:jc w:val="center"/>
+              <w:rPr>
+                <w:rFonts w:ascii="宋体" w:eastAsia="宋体" w:hAnsi="宋体" w:hint="eastAsia"/>
+                <w:b/>
+                <w:bCs/>
+              </w:rPr>
+            </w:pPr>
+            <w:r>
+              <w:rPr>
+                <w:rFonts w:ascii="宋体" w:eastAsia="宋体" w:hAnsi="宋体" w:hint="eastAsia"/>
+                <w:b/>
+                <w:bCs/>
+              </w:rPr>
+              <w:t>命名</w:t>
+            </w:r>
+          </w:p>
+        </w:tc>
+        <w:tc>
+          <w:tcPr>
+            <w:tcW w:w="850" w:type="dxa"/>
+          </w:tcPr>
+          <w:p>
+            <w:pPr>
+              <w:widowControl/>
+              <w:spacing w:line="340" w:lineRule="exact"/>
+              <w:jc w:val="center"/>
+              <w:rPr>
+                <w:rFonts w:ascii="宋体" w:eastAsia="宋体" w:hAnsi="宋体" w:hint="eastAsia"/>
+                <w:b/>
+                <w:bCs/>
+              </w:rPr>
+            </w:pPr>
+            <w:r>
+              <w:rPr>
+                <w:rFonts w:ascii="宋体" w:eastAsia="宋体" w:hAnsi="宋体" w:hint="eastAsia"/>
+                <w:b/>
+                <w:bCs/>
+              </w:rPr>
+              <w:t>索引</w:t>
+            </w:r>
+          </w:p>
+        </w:tc>
+        <w:tc>
+          <w:tcPr>
+            <w:tcW w:w="2154" w:type="dxa"/>
+            <w:vAlign w:val="center"/>
+          </w:tcPr>
+          <w:p>
+            <w:pPr>
+              <w:widowControl/>
+              <w:spacing w:line="340" w:lineRule="exact"/>
+              <w:jc w:val="center"/>
+              <w:rPr>
+                <w:rFonts w:ascii="宋体" w:eastAsia="宋体" w:hAnsi="宋体" w:hint="eastAsia"/>
+                <w:b/>
+                <w:bCs/>
+              </w:rPr>
+            </w:pPr>
+            <w:r>
+              <w:rPr>
+                <w:rFonts w:ascii="宋体" w:eastAsia="宋体" w:hAnsi="宋体" w:hint="eastAsia"/>
+                <w:b/>
+                <w:bCs/>
+              </w:rPr>
+              <w:t>功能</w:t>
+            </w:r>
+          </w:p>
+        </w:tc>
+        <w:tc>
+          <w:tcPr>
+            <w:tcW w:w="2154" w:type="dxa"/>
+            <w:vAlign w:val="center"/>
+          </w:tcPr>
+          <w:p>
+            <w:pPr>
+              <w:widowControl/>
+              <w:spacing w:line="340" w:lineRule="exact"/>
+              <w:jc w:val="center"/>
+              <w:rPr>
+                <w:rFonts w:ascii="宋体" w:eastAsia="宋体" w:hAnsi="宋体" w:hint="eastAsia"/>
+                <w:b/>
+                <w:bCs/>
+              </w:rPr>
+            </w:pPr>
+            <w:r>
+              <w:rPr>
+                <w:rFonts w:ascii="宋体" w:eastAsia="宋体" w:hAnsi="宋体" w:hint="eastAsia"/>
+                <w:b/>
+                <w:bCs/>
+              </w:rPr>
+              <w:t>命名</w:t>
+            </w:r>
+          </w:p>
+        </w:tc>
+      </w:tr>
+      <w:tr>
+        <w:trPr>
+          <w:jc w:val="center"/>
+        </w:trPr>
+        <w:tc>
+          <w:tcPr>
+            <w:tcW w:w="850" w:type="dxa"/>
+          </w:tcPr>
+          <w:p>
+            <w:pPr>
+              <w:widowControl/>
+              <w:spacing w:line="340" w:lineRule="exact"/>
+              <w:jc w:val="center"/>
+              <w:rPr>
+                <w:rFonts w:ascii="Arial" w:eastAsia="宋体" w:hAnsi="Arial" w:cs="Arial"/>
+              </w:rPr>
+            </w:pPr>
+            <w:r>
+              <w:rPr>
+                <w:rFonts w:ascii="Arial" w:eastAsia="宋体" w:hAnsi="Arial" w:cs="Arial"/>
+              </w:rPr>
+              <w:t>0</w:t>
+            </w:r>
+          </w:p>
+        </w:tc>
+        <w:tc>
+          <w:tcPr>
+            <w:tcW w:w="2154" w:type="dxa"/>
+            <w:vAlign w:val="center"/>
+          </w:tcPr>
+          <w:p>
+            <w:pPr>
+              <w:widowControl/>
+              <w:spacing w:line="340" w:lineRule="exact"/>
+              <w:jc w:val="center"/>
+              <w:rPr>
+                <w:rFonts w:ascii="寒蝉锦书宋Pro" w:eastAsia="寒蝉锦书宋Pro" w:hAnsi="寒蝉锦书宋Pro" w:hint="eastAsia"/>
+                <w:b/>
+                <w:bCs/>
+                <w:sz w:val="20"/>
+                <w:szCs w:val="21"/>
+              </w:rPr>
+            </w:pPr>
+            <w:r>
+              <w:rPr>
+                <w:rFonts w:ascii="寒蝉锦书宋Pro" w:eastAsia="寒蝉锦书宋Pro" w:hAnsi="寒蝉锦书宋Pro" w:hint="eastAsia"/>
+                <w:b/>
+                <w:bCs/>
+                <w:sz w:val="20"/>
+                <w:szCs w:val="21"/>
+              </w:rPr>
+              <w:t>主页面</w:t>
+            </w:r>
+          </w:p>
+        </w:tc>
+        <w:tc>
+          <w:tcPr>
+            <w:tcW w:w="2154" w:type="dxa"/>
+            <w:vAlign w:val="center"/>
+          </w:tcPr>
+          <w:p>
+            <w:pPr>
+              <w:widowControl/>
+              <w:spacing w:line="340" w:lineRule="exact"/>
+              <w:jc w:val="center"/>
+              <w:rPr>
+                <w:rFonts w:ascii="Ubuntu Condensed" w:eastAsia="宋体" w:hAnsi="Ubuntu Condensed"/>
+              </w:rPr>
+            </w:pPr>
+            <w:r>
+              <w:rPr>
+                <w:rFonts w:ascii="Ubuntu Condensed" w:eastAsia="宋体" w:hAnsi="Ubuntu Condensed"/>
+              </w:rPr>
+              <w:t>HomeWindow</w:t>
+            </w:r>
+          </w:p>
+        </w:tc>
+        <w:tc>
+          <w:tcPr>
+            <w:tcW w:w="850" w:type="dxa"/>
+          </w:tcPr>
+          <w:p>
+            <w:pPr>
+              <w:widowControl/>
+              <w:spacing w:line="340" w:lineRule="exact"/>
+              <w:jc w:val="center"/>
+              <w:rPr>
+                <w:rFonts w:ascii="Arial" w:eastAsia="宋体" w:hAnsi="Arial" w:cs="Arial"/>
+                <w:color w:val="0070C0"/>
+              </w:rPr>
+            </w:pPr>
+            <w:r>
+              <w:rPr>
+                <w:rFonts w:ascii="Arial" w:eastAsia="宋体" w:hAnsi="Arial" w:cs="Arial"/>
+                <w:color w:val="0070C0"/>
+              </w:rPr>
+              <w:t>11</w:t>
+            </w:r>
+          </w:p>
+        </w:tc>
+        <w:tc>
+          <w:tcPr>
+            <w:tcW w:w="2154" w:type="dxa"/>
+            <w:vAlign w:val="center"/>
+          </w:tcPr>
+          <w:p>
+            <w:pPr>
+              <w:widowControl/>
+              <w:spacing w:line="340" w:lineRule="exact"/>
+              <w:jc w:val="center"/>
+              <w:rPr>
+                <w:rFonts w:ascii="寒蝉锦书宋Pro" w:eastAsia="寒蝉锦书宋Pro" w:hAnsi="寒蝉锦书宋Pro" w:hint="eastAsia"/>
+                <w:b/>
+                <w:bCs/>
+                <w:sz w:val="20"/>
+                <w:szCs w:val="21"/>
+              </w:rPr>
+            </w:pPr>
+            <w:r>
+              <w:rPr>
+                <w:rFonts w:ascii="寒蝉锦书宋Pro" w:eastAsia="寒蝉锦书宋Pro" w:hAnsi="寒蝉锦书宋Pro" w:hint="eastAsia"/>
+                <w:b/>
+                <w:bCs/>
+                <w:sz w:val="20"/>
+                <w:szCs w:val="21"/>
+              </w:rPr>
+              <w:t>学阶排位</w:t>
+            </w:r>
+          </w:p>
+        </w:tc>
+        <w:tc>
+          <w:tcPr>
+            <w:tcW w:w="2154" w:type="dxa"/>
+            <w:vAlign w:val="center"/>
+          </w:tcPr>
+          <w:p>
+            <w:pPr>
+              <w:widowControl/>
+              <w:spacing w:line="340" w:lineRule="exact"/>
+              <w:jc w:val="center"/>
+              <w:rPr>
+                <w:rFonts w:ascii="Ubuntu Condensed" w:eastAsia="宋体" w:hAnsi="Ubuntu Condensed"/>
+              </w:rPr>
+            </w:pPr>
+            <w:r>
+              <w:rPr>
+                <w:rFonts w:ascii="Ubuntu Condensed" w:eastAsia="宋体" w:hAnsi="Ubuntu Condensed" w:hint="eastAsia"/>
+              </w:rPr>
+              <w:t>LadderWindow</w:t>
+            </w:r>
+          </w:p>
+        </w:tc>
+      </w:tr>
+      <w:tr>
+        <w:trPr>
+          <w:jc w:val="center"/>
+        </w:trPr>
+        <w:tc>
+          <w:tcPr>
+            <w:tcW w:w="850" w:type="dxa"/>
+          </w:tcPr>
+          <w:p>
+            <w:pPr>
+              <w:widowControl/>
+              <w:spacing w:line="340" w:lineRule="exact"/>
+              <w:jc w:val="center"/>
+              <w:rPr>
+                <w:rFonts w:ascii="Arial" w:eastAsia="宋体" w:hAnsi="Arial" w:cs="Arial"/>
+                <w:color w:val="00B0F0"/>
+              </w:rPr>
+            </w:pPr>
+            <w:r>
+              <w:rPr>
+                <w:rFonts w:ascii="Arial" w:eastAsia="宋体" w:hAnsi="Arial" w:cs="Arial"/>
+                <w:color w:val="00B0F0"/>
+              </w:rPr>
+              <w:t>1</w:t>
+            </w:r>
+          </w:p>
+        </w:tc>
+        <w:tc>
+          <w:tcPr>
+            <w:tcW w:w="2154" w:type="dxa"/>
+            <w:vAlign w:val="center"/>
+          </w:tcPr>
+          <w:p>
+            <w:pPr>
+              <w:widowControl/>
+              <w:spacing w:line="340" w:lineRule="exact"/>
+              <w:jc w:val="center"/>
+              <w:rPr>
+                <w:rFonts w:ascii="寒蝉锦书宋Pro" w:eastAsia="寒蝉锦书宋Pro" w:hAnsi="寒蝉锦书宋Pro" w:hint="eastAsia"/>
+                <w:b/>
+                <w:bCs/>
+                <w:sz w:val="20"/>
+                <w:szCs w:val="21"/>
+              </w:rPr>
+            </w:pPr>
+            <w:r>
+              <w:rPr>
+                <w:rFonts w:ascii="寒蝉锦书宋Pro" w:eastAsia="寒蝉锦书宋Pro" w:hAnsi="寒蝉锦书宋Pro" w:hint="eastAsia"/>
+                <w:b/>
+                <w:bCs/>
+                <w:sz w:val="20"/>
+                <w:szCs w:val="21"/>
+              </w:rPr>
+              <w:t>设置</w:t>
+            </w:r>
+          </w:p>
+        </w:tc>
+        <w:tc>
+          <w:tcPr>
+            <w:tcW w:w="2154" w:type="dxa"/>
+            <w:vAlign w:val="center"/>
+          </w:tcPr>
+          <w:p>
+            <w:pPr>
+              <w:widowControl/>
+              <w:spacing w:line="340" w:lineRule="exact"/>
+              <w:jc w:val="center"/>
+              <w:rPr>
+                <w:rFonts w:ascii="Ubuntu Condensed" w:eastAsia="宋体" w:hAnsi="Ubuntu Condensed"/>
+              </w:rPr>
+            </w:pPr>
+            <w:r>
+              <w:rPr>
+                <w:rFonts w:ascii="Ubuntu Condensed" w:eastAsia="宋体" w:hAnsi="Ubuntu Condensed" w:hint="eastAsia"/>
+              </w:rPr>
+              <w:t>SettingsWindow</w:t>
+            </w:r>
+          </w:p>
+        </w:tc>
+        <w:tc>
+          <w:tcPr>
+            <w:tcW w:w="850" w:type="dxa"/>
+          </w:tcPr>
+          <w:p>
+            <w:pPr>
+              <w:widowControl/>
+              <w:spacing w:line="340" w:lineRule="exact"/>
+              <w:jc w:val="center"/>
+              <w:rPr>
+                <w:rFonts w:ascii="Arial" w:eastAsia="宋体" w:hAnsi="Arial" w:cs="Arial"/>
+                <w:color w:val="0070C0"/>
+              </w:rPr>
+            </w:pPr>
+            <w:r>
+              <w:rPr>
+                <w:rFonts w:ascii="Arial" w:eastAsia="宋体" w:hAnsi="Arial" w:cs="Arial"/>
+                <w:color w:val="0070C0"/>
+              </w:rPr>
+              <w:t>12</w:t>
+            </w:r>
+          </w:p>
+        </w:tc>
+        <w:tc>
+          <w:tcPr>
+            <w:tcW w:w="2154" w:type="dxa"/>
+            <w:vAlign w:val="center"/>
+          </w:tcPr>
+          <w:p>
+            <w:pPr>
+              <w:widowControl/>
+              <w:spacing w:line="340" w:lineRule="exact"/>
+              <w:jc w:val="center"/>
+              <w:rPr>
+                <w:rFonts w:ascii="寒蝉锦书宋Pro" w:eastAsia="寒蝉锦书宋Pro" w:hAnsi="寒蝉锦书宋Pro" w:hint="eastAsia"/>
+                <w:b/>
+                <w:bCs/>
+                <w:sz w:val="20"/>
+                <w:szCs w:val="21"/>
+              </w:rPr>
+            </w:pPr>
+            <w:r>
+              <w:rPr>
+                <w:rFonts w:ascii="寒蝉锦书宋Pro" w:eastAsia="寒蝉锦书宋Pro" w:hAnsi="寒蝉锦书宋Pro" w:hint="eastAsia"/>
+                <w:b/>
+                <w:bCs/>
+                <w:sz w:val="20"/>
+                <w:szCs w:val="21"/>
+              </w:rPr>
+              <w:t>功业铭碑</w:t>
+            </w:r>
+          </w:p>
+        </w:tc>
+        <w:tc>
+          <w:tcPr>
+            <w:tcW w:w="2154" w:type="dxa"/>
+            <w:vAlign w:val="center"/>
+          </w:tcPr>
+          <w:p>
+            <w:pPr>
+              <w:widowControl/>
+              <w:spacing w:line="340" w:lineRule="exact"/>
+              <w:jc w:val="center"/>
+              <w:rPr>
+                <w:rFonts w:ascii="Ubuntu Condensed" w:eastAsia="宋体" w:hAnsi="Ubuntu Condensed"/>
+              </w:rPr>
+            </w:pPr>
+            <w:r>
+              <w:rPr>
+                <w:rFonts w:ascii="Ubuntu Condensed" w:eastAsia="宋体" w:hAnsi="Ubuntu Condensed" w:hint="eastAsia"/>
+              </w:rPr>
+              <w:t>AchievementWindow</w:t>
+            </w:r>
+          </w:p>
+        </w:tc>
+      </w:tr>
+      <w:tr>
+        <w:trPr>
+          <w:jc w:val="center"/>
+        </w:trPr>
+        <w:tc>
+          <w:tcPr>
+            <w:tcW w:w="850" w:type="dxa"/>
+          </w:tcPr>
+          <w:p>
+            <w:pPr>
+              <w:widowControl/>
+              <w:spacing w:line="340" w:lineRule="exact"/>
+              <w:jc w:val="center"/>
+              <w:rPr>
+                <w:rFonts w:ascii="Arial" w:eastAsia="宋体" w:hAnsi="Arial" w:cs="Arial"/>
+                <w:color w:val="00B0F0"/>
+              </w:rPr>
+            </w:pPr>
+            <w:r>
+              <w:rPr>
+                <w:rFonts w:ascii="Arial" w:eastAsia="宋体" w:hAnsi="Arial" w:cs="Arial"/>
+                <w:color w:val="00B0F0"/>
+              </w:rPr>
+              <w:t>2</w:t>
+            </w:r>
+          </w:p>
+        </w:tc>
+        <w:tc>
+          <w:tcPr>
+            <w:tcW w:w="2154" w:type="dxa"/>
+            <w:vAlign w:val="center"/>
+          </w:tcPr>
+          <w:p>
+            <w:pPr>
+              <w:widowControl/>
+              <w:spacing w:line="340" w:lineRule="exact"/>
+              <w:jc w:val="center"/>
+              <w:rPr>
+                <w:rFonts w:ascii="寒蝉锦书宋Pro" w:eastAsia="寒蝉锦书宋Pro" w:hAnsi="寒蝉锦书宋Pro" w:hint="eastAsia"/>
+                <w:b/>
+                <w:bCs/>
+                <w:sz w:val="20"/>
+                <w:szCs w:val="21"/>
+              </w:rPr>
+            </w:pPr>
+            <w:r>
+              <w:rPr>
+                <w:rFonts w:ascii="寒蝉锦书宋Pro" w:eastAsia="寒蝉锦书宋Pro" w:hAnsi="寒蝉锦书宋Pro" w:hint="eastAsia"/>
+                <w:b/>
+                <w:bCs/>
+                <w:sz w:val="20"/>
+                <w:szCs w:val="21"/>
+              </w:rPr>
+              <w:t>计划清单</w:t>
+            </w:r>
+          </w:p>
+        </w:tc>
+        <w:tc>
+          <w:tcPr>
+            <w:tcW w:w="2154" w:type="dxa"/>
+            <w:vAlign w:val="center"/>
+          </w:tcPr>
+          <w:p>
+            <w:pPr>
+              <w:widowControl/>
+              <w:spacing w:line="340" w:lineRule="exact"/>
+              <w:jc w:val="center"/>
+              <w:rPr>
+                <w:rFonts w:ascii="Ubuntu Condensed" w:eastAsia="宋体" w:hAnsi="Ubuntu Condensed"/>
+              </w:rPr>
+            </w:pPr>
+            <w:r>
+              <w:rPr>
+                <w:rFonts w:ascii="Ubuntu Condensed" w:eastAsia="宋体" w:hAnsi="Ubuntu Condensed" w:hint="eastAsia"/>
+              </w:rPr>
+              <w:t>TaskWindow</w:t>
+            </w:r>
+          </w:p>
+        </w:tc>
+        <w:tc>
+          <w:tcPr>
+            <w:tcW w:w="850" w:type="dxa"/>
+          </w:tcPr>
+          <w:p>
+            <w:pPr>
+              <w:widowControl/>
+              <w:spacing w:line="340" w:lineRule="exact"/>
+              <w:jc w:val="center"/>
+              <w:rPr>
+                <w:rFonts w:ascii="Arial" w:eastAsia="宋体" w:hAnsi="Arial" w:cs="Arial"/>
+                <w:color w:val="0070C0"/>
+              </w:rPr>
+            </w:pPr>
+            <w:r>
+              <w:rPr>
+                <w:rFonts w:ascii="Arial" w:eastAsia="宋体" w:hAnsi="Arial" w:cs="Arial"/>
+                <w:color w:val="0070C0"/>
+              </w:rPr>
+              <w:t>13</w:t>
+            </w:r>
+          </w:p>
+        </w:tc>
+        <w:tc>
+          <w:tcPr>
+            <w:tcW w:w="2154" w:type="dxa"/>
+            <w:vAlign w:val="center"/>
+          </w:tcPr>
+          <w:p>
+            <w:pPr>
+              <w:widowControl/>
+              <w:spacing w:line="340" w:lineRule="exact"/>
+              <w:jc w:val="center"/>
+              <w:rPr>
+                <w:rFonts w:ascii="寒蝉锦书宋Pro" w:eastAsia="寒蝉锦书宋Pro" w:hAnsi="寒蝉锦书宋Pro" w:hint="eastAsia"/>
+                <w:b/>
+                <w:bCs/>
+                <w:sz w:val="20"/>
+                <w:szCs w:val="21"/>
+              </w:rPr>
+            </w:pPr>
+            <w:r>
+              <w:rPr>
+                <w:rFonts w:ascii="寒蝉锦书宋Pro" w:eastAsia="寒蝉锦书宋Pro" w:hAnsi="寒蝉锦书宋Pro" w:hint="eastAsia"/>
+                <w:b/>
+                <w:bCs/>
+                <w:sz w:val="20"/>
+                <w:szCs w:val="21"/>
+              </w:rPr>
+              <w:t>音乐盒子</w:t>
+            </w:r>
+          </w:p>
+        </w:tc>
+        <w:tc>
+          <w:tcPr>
+            <w:tcW w:w="2154" w:type="dxa"/>
+            <w:vAlign w:val="center"/>
+          </w:tcPr>
+          <w:p>
+            <w:pPr>
+              <w:widowControl/>
+              <w:spacing w:line="340" w:lineRule="exact"/>
+              <w:jc w:val="center"/>
+              <w:rPr>
+                <w:rFonts w:ascii="Ubuntu Condensed" w:eastAsia="宋体" w:hAnsi="Ubuntu Condensed"/>
+              </w:rPr>
+            </w:pPr>
+            <w:r>
+              <w:rPr>
+                <w:rFonts w:ascii="Ubuntu Condensed" w:eastAsia="宋体" w:hAnsi="Ubuntu Condensed" w:hint="eastAsia"/>
+              </w:rPr>
+              <w:t>MusicWindow</w:t>
+            </w:r>
+          </w:p>
+        </w:tc>
+      </w:tr>
+      <w:tr>
+        <w:trPr>
+          <w:jc w:val="center"/>
+        </w:trPr>
+        <w:tc>
+          <w:tcPr>
+            <w:tcW w:w="850" w:type="dxa"/>
+          </w:tcPr>
+          <w:p>
+            <w:pPr>
+              <w:widowControl/>
+              <w:spacing w:line="340" w:lineRule="exact"/>
+              <w:jc w:val="center"/>
+              <w:rPr>
+                <w:rFonts w:ascii="Arial" w:eastAsia="宋体" w:hAnsi="Arial" w:cs="Arial"/>
+                <w:color w:val="00B0F0"/>
+              </w:rPr>
+            </w:pPr>
+            <w:r>
+              <w:rPr>
+                <w:rFonts w:ascii="Arial" w:eastAsia="宋体" w:hAnsi="Arial" w:cs="Arial"/>
+                <w:color w:val="00B0F0"/>
+              </w:rPr>
+              <w:t>3</w:t>
+            </w:r>
+          </w:p>
+        </w:tc>
+        <w:tc>
+          <w:tcPr>
+            <w:tcW w:w="2154" w:type="dxa"/>
+            <w:vAlign w:val="center"/>
+          </w:tcPr>
+          <w:p>
+            <w:pPr>
+              <w:widowControl/>
+              <w:spacing w:line="340" w:lineRule="exact"/>
+              <w:jc w:val="center"/>
+              <w:rPr>
+                <w:rFonts w:ascii="寒蝉锦书宋Pro" w:eastAsia="寒蝉锦书宋Pro" w:hAnsi="寒蝉锦书宋Pro" w:hint="eastAsia"/>
+                <w:b/>
+                <w:bCs/>
+                <w:sz w:val="20"/>
+                <w:szCs w:val="21"/>
+              </w:rPr>
+            </w:pPr>
+            <w:r>
+              <w:rPr>
+                <w:rFonts w:ascii="寒蝉锦书宋Pro" w:eastAsia="寒蝉锦书宋Pro" w:hAnsi="寒蝉锦书宋Pro" w:hint="eastAsia"/>
+                <w:b/>
+                <w:bCs/>
+                <w:sz w:val="20"/>
+                <w:szCs w:val="21"/>
+              </w:rPr>
+              <w:t>事物暂存</w:t>
+            </w:r>
+          </w:p>
+        </w:tc>
+        <w:tc>
+          <w:tcPr>
+            <w:tcW w:w="2154" w:type="dxa"/>
+            <w:vAlign w:val="center"/>
+          </w:tcPr>
+          <w:p>
+            <w:pPr>
+              <w:widowControl/>
+              <w:spacing w:line="340" w:lineRule="exact"/>
+              <w:jc w:val="center"/>
+              <w:rPr>
+                <w:rFonts w:ascii="Ubuntu Condensed" w:eastAsia="宋体" w:hAnsi="Ubuntu Condensed"/>
+              </w:rPr>
+            </w:pPr>
+            <w:r>
+              <w:rPr>
+                <w:rFonts w:ascii="Ubuntu Condensed" w:eastAsia="宋体" w:hAnsi="Ubuntu Condensed" w:hint="eastAsia"/>
+              </w:rPr>
+              <w:t>BufferWindow</w:t>
+            </w:r>
+          </w:p>
+        </w:tc>
+        <w:tc>
+          <w:tcPr>
+            <w:tcW w:w="850" w:type="dxa"/>
+          </w:tcPr>
+          <w:p>
+            <w:pPr>
+              <w:widowControl/>
+              <w:spacing w:line="340" w:lineRule="exact"/>
+              <w:jc w:val="center"/>
+              <w:rPr>
+                <w:rFonts w:ascii="Arial" w:eastAsia="宋体" w:hAnsi="Arial" w:cs="Arial"/>
+                <w:color w:val="0070C0"/>
+              </w:rPr>
+            </w:pPr>
+            <w:r>
+              <w:rPr>
+                <w:rFonts w:ascii="Arial" w:eastAsia="宋体" w:hAnsi="Arial" w:cs="Arial"/>
+                <w:color w:val="0070C0"/>
+              </w:rPr>
+              <w:t>14</w:t>
+            </w:r>
+          </w:p>
+        </w:tc>
+        <w:tc>
+          <w:tcPr>
+            <w:tcW w:w="2154" w:type="dxa"/>
+            <w:vAlign w:val="center"/>
+          </w:tcPr>
+          <w:p>
+            <w:pPr>
+              <w:widowControl/>
+              <w:spacing w:line="340" w:lineRule="exact"/>
+              <w:jc w:val="center"/>
+              <w:rPr>
+                <w:rFonts w:ascii="寒蝉锦书宋Pro" w:eastAsia="寒蝉锦书宋Pro" w:hAnsi="寒蝉锦书宋Pro" w:hint="eastAsia"/>
+                <w:b/>
+                <w:bCs/>
+                <w:sz w:val="20"/>
+                <w:szCs w:val="21"/>
+              </w:rPr>
+            </w:pPr>
+            <w:r>
+              <w:rPr>
+                <w:rFonts w:ascii="寒蝉锦书宋Pro" w:eastAsia="寒蝉锦书宋Pro" w:hAnsi="寒蝉锦书宋Pro" w:hint="eastAsia"/>
+                <w:b/>
+                <w:bCs/>
+                <w:sz w:val="20"/>
+                <w:szCs w:val="21"/>
+              </w:rPr>
+              <w:t>弦音析律</w:t>
+            </w:r>
+          </w:p>
+        </w:tc>
+        <w:tc>
+          <w:tcPr>
+            <w:tcW w:w="2154" w:type="dxa"/>
+            <w:vAlign w:val="center"/>
+          </w:tcPr>
+          <w:p>
+            <w:pPr>
+              <w:widowControl/>
+              <w:spacing w:line="340" w:lineRule="exact"/>
+              <w:jc w:val="center"/>
+              <w:rPr>
+                <w:rFonts w:ascii="Ubuntu Condensed" w:eastAsia="宋体" w:hAnsi="Ubuntu Condensed"/>
+              </w:rPr>
+            </w:pPr>
+            <w:r>
+              <w:rPr>
+                <w:rFonts w:ascii="Ubuntu Condensed" w:eastAsia="宋体" w:hAnsi="Ubuntu Condensed" w:hint="eastAsia"/>
+              </w:rPr>
+              <w:t>PitchWindow</w:t>
+            </w:r>
+          </w:p>
+        </w:tc>
+      </w:tr>
+      <w:tr>
+        <w:trPr>
+          <w:jc w:val="center"/>
+        </w:trPr>
+        <w:tc>
+          <w:tcPr>
+            <w:tcW w:w="850" w:type="dxa"/>
+          </w:tcPr>
+          <w:p>
+            <w:pPr>
+              <w:widowControl/>
+              <w:spacing w:line="340" w:lineRule="exact"/>
+              <w:jc w:val="center"/>
+              <w:rPr>
+                <w:rFonts w:ascii="Arial" w:eastAsia="宋体" w:hAnsi="Arial" w:cs="Arial"/>
+                <w:color w:val="00B0F0"/>
+              </w:rPr>
+            </w:pPr>
+            <w:r>
+              <w:rPr>
+                <w:rFonts w:ascii="Arial" w:eastAsia="宋体" w:hAnsi="Arial" w:cs="Arial" w:hint="eastAsia"/>
+                <w:color w:val="00B0F0"/>
+              </w:rPr>
+              <w:t>4</w:t>
+            </w:r>
+          </w:p>
+        </w:tc>
+        <w:tc>
+          <w:tcPr>
+            <w:tcW w:w="2154" w:type="dxa"/>
+            <w:vAlign w:val="center"/>
+          </w:tcPr>
+          <w:p>
+            <w:pPr>
+              <w:widowControl/>
+              <w:spacing w:line="340" w:lineRule="exact"/>
+              <w:jc w:val="center"/>
+              <w:rPr>
+                <w:rFonts w:ascii="寒蝉锦书宋Pro" w:eastAsia="寒蝉锦书宋Pro" w:hAnsi="寒蝉锦书宋Pro" w:hint="eastAsia"/>
+                <w:b/>
+                <w:bCs/>
+                <w:sz w:val="20"/>
+                <w:szCs w:val="21"/>
+              </w:rPr>
+            </w:pPr>
+            <w:r>
+              <w:rPr>
+                <w:rFonts w:ascii="寒蝉锦书宋Pro" w:eastAsia="寒蝉锦书宋Pro" w:hAnsi="寒蝉锦书宋Pro" w:hint="eastAsia"/>
+                <w:b/>
+                <w:bCs/>
+                <w:sz w:val="20"/>
+                <w:szCs w:val="21"/>
+              </w:rPr>
+              <w:t>设备管理</w:t>
+            </w:r>
+          </w:p>
+        </w:tc>
+        <w:tc>
+          <w:tcPr>
+            <w:tcW w:w="2154" w:type="dxa"/>
+            <w:vAlign w:val="center"/>
+          </w:tcPr>
+          <w:p>
+            <w:pPr>
+              <w:widowControl/>
+              <w:spacing w:line="340" w:lineRule="exact"/>
+              <w:jc w:val="center"/>
+              <w:rPr>
+                <w:rFonts w:ascii="Ubuntu Condensed" w:eastAsia="宋体" w:hAnsi="Ubuntu Condensed"/>
+              </w:rPr>
+            </w:pPr>
+            <w:r>
+              <w:rPr>
+                <w:rFonts w:ascii="Ubuntu Condensed" w:eastAsia="宋体" w:hAnsi="Ubuntu Condensed" w:hint="eastAsia"/>
+              </w:rPr>
+              <w:t>DeviceMgrWindow</w:t>
+            </w:r>
+          </w:p>
+        </w:tc>
+        <w:tc>
+          <w:tcPr>
+            <w:tcW w:w="850" w:type="dxa"/>
+          </w:tcPr>
+          <w:p>
+            <w:pPr>
+              <w:widowControl/>
+              <w:spacing w:line="340" w:lineRule="exact"/>
+              <w:jc w:val="center"/>
+              <w:rPr>
+                <w:rFonts w:ascii="Arial" w:eastAsia="宋体" w:hAnsi="Arial" w:cs="Arial"/>
+                <w:color w:val="0070C0"/>
+              </w:rPr>
+            </w:pPr>
+            <w:r>
+              <w:rPr>
+                <w:rFonts w:ascii="Arial" w:eastAsia="宋体" w:hAnsi="Arial" w:cs="Arial"/>
+                <w:color w:val="0070C0"/>
+              </w:rPr>
+              <w:t>15</w:t>
+            </w:r>
+          </w:p>
+        </w:tc>
+        <w:tc>
+          <w:tcPr>
+            <w:tcW w:w="2154" w:type="dxa"/>
+            <w:vAlign w:val="center"/>
+          </w:tcPr>
+          <w:p>
+            <w:pPr>
+              <w:widowControl/>
+              <w:spacing w:line="340" w:lineRule="exact"/>
+              <w:jc w:val="center"/>
+              <w:rPr>
+                <w:rFonts w:ascii="寒蝉锦书宋Pro" w:eastAsia="寒蝉锦书宋Pro" w:hAnsi="寒蝉锦书宋Pro" w:hint="eastAsia"/>
+                <w:b/>
+                <w:bCs/>
+                <w:sz w:val="20"/>
+                <w:szCs w:val="21"/>
+              </w:rPr>
+            </w:pPr>
+            <w:r>
+              <w:rPr>
+                <w:rFonts w:ascii="寒蝉锦书宋Pro" w:eastAsia="寒蝉锦书宋Pro" w:hAnsi="寒蝉锦书宋Pro" w:hint="eastAsia"/>
+                <w:b/>
+                <w:bCs/>
+                <w:sz w:val="20"/>
+                <w:szCs w:val="21"/>
+              </w:rPr>
+              <w:t>音感训练</w:t>
+            </w:r>
+          </w:p>
+        </w:tc>
+        <w:tc>
+          <w:tcPr>
+            <w:tcW w:w="2154" w:type="dxa"/>
+            <w:vAlign w:val="center"/>
+          </w:tcPr>
+          <w:p>
+            <w:pPr>
+              <w:widowControl/>
+              <w:spacing w:line="340" w:lineRule="exact"/>
+              <w:jc w:val="center"/>
+              <w:rPr>
+                <w:rFonts w:ascii="Ubuntu Condensed" w:eastAsia="宋体" w:hAnsi="Ubuntu Condensed"/>
+              </w:rPr>
+            </w:pPr>
+            <w:r>
+              <w:rPr>
+                <w:rFonts w:ascii="Ubuntu Condensed" w:eastAsia="宋体" w:hAnsi="Ubuntu Condensed" w:hint="eastAsia"/>
+              </w:rPr>
+              <w:t>MusicalityWindow</w:t>
+            </w:r>
+          </w:p>
+        </w:tc>
+      </w:tr>
+      <w:tr>
+        <w:trPr>
+          <w:jc w:val="center"/>
+        </w:trPr>
+        <w:tc>
+          <w:tcPr>
+            <w:tcW w:w="850" w:type="dxa"/>
+          </w:tcPr>
+          <w:p>
+            <w:pPr>
+              <w:widowControl/>
+              <w:spacing w:line="340" w:lineRule="exact"/>
+              <w:jc w:val="center"/>
+              <w:rPr>
+                <w:rFonts w:ascii="Arial" w:eastAsia="宋体" w:hAnsi="Arial" w:cs="Arial"/>
+                <w:color w:val="00B0F0"/>
+              </w:rPr>
+            </w:pPr>
+            <w:r>
+              <w:rPr>
+                <w:rFonts w:ascii="Arial" w:eastAsia="宋体" w:hAnsi="Arial" w:cs="Arial" w:hint="eastAsia"/>
+                <w:color w:val="00B0F0"/>
+              </w:rPr>
+              <w:t>5</w:t>
+            </w:r>
+          </w:p>
+        </w:tc>
+        <w:tc>
+          <w:tcPr>
+            <w:tcW w:w="2154" w:type="dxa"/>
+            <w:vAlign w:val="center"/>
+          </w:tcPr>
+          <w:p>
+            <w:pPr>
+              <w:widowControl/>
+              <w:spacing w:line="340" w:lineRule="exact"/>
+              <w:jc w:val="center"/>
+              <w:rPr>
+                <w:rFonts w:ascii="寒蝉锦书宋Pro" w:eastAsia="寒蝉锦书宋Pro" w:hAnsi="寒蝉锦书宋Pro" w:hint="eastAsia"/>
+                <w:b/>
+                <w:bCs/>
+                <w:sz w:val="20"/>
+                <w:szCs w:val="21"/>
+              </w:rPr>
+            </w:pPr>
+            <w:r>
+              <w:rPr>
+                <w:rFonts w:ascii="寒蝉锦书宋Pro" w:eastAsia="寒蝉锦书宋Pro" w:hAnsi="寒蝉锦书宋Pro" w:hint="eastAsia"/>
+                <w:b/>
+                <w:bCs/>
+                <w:sz w:val="20"/>
+                <w:szCs w:val="21"/>
+              </w:rPr>
+              <w:t>深度专注</w:t>
+            </w:r>
+          </w:p>
+        </w:tc>
+        <w:tc>
+          <w:tcPr>
+            <w:tcW w:w="2154" w:type="dxa"/>
+            <w:vAlign w:val="center"/>
+          </w:tcPr>
+          <w:p>
+            <w:pPr>
+              <w:widowControl/>
+              <w:spacing w:line="340" w:lineRule="exact"/>
+              <w:jc w:val="center"/>
+              <w:rPr>
+                <w:rFonts w:ascii="Ubuntu Condensed" w:eastAsia="宋体" w:hAnsi="Ubuntu Condensed"/>
+              </w:rPr>
+            </w:pPr>
+            <w:r>
+              <w:rPr>
+                <w:rFonts w:ascii="Ubuntu Condensed" w:eastAsia="宋体" w:hAnsi="Ubuntu Condensed" w:hint="eastAsia"/>
+              </w:rPr>
+              <w:t>FocusWindow</w:t>
+            </w:r>
+          </w:p>
+        </w:tc>
+        <w:tc>
+          <w:tcPr>
+            <w:tcW w:w="850" w:type="dxa"/>
+          </w:tcPr>
+          <w:p>
+            <w:pPr>
+              <w:widowControl/>
+              <w:spacing w:line="340" w:lineRule="exact"/>
+              <w:jc w:val="center"/>
+              <w:rPr>
+                <w:rFonts w:ascii="Arial" w:eastAsia="宋体" w:hAnsi="Arial" w:cs="Arial"/>
+                <w:color w:val="00B050"/>
+              </w:rPr>
+            </w:pPr>
+            <w:r>
+              <w:rPr>
+                <w:rFonts w:ascii="Arial" w:eastAsia="宋体" w:hAnsi="Arial" w:cs="Arial"/>
+                <w:color w:val="00B050"/>
+              </w:rPr>
+              <w:t>16</w:t>
+            </w:r>
+          </w:p>
+        </w:tc>
+        <w:tc>
+          <w:tcPr>
+            <w:tcW w:w="2154" w:type="dxa"/>
+            <w:vAlign w:val="center"/>
+          </w:tcPr>
+          <w:p>
+            <w:pPr>
+              <w:widowControl/>
+              <w:spacing w:line="340" w:lineRule="exact"/>
+              <w:jc w:val="center"/>
+              <w:rPr>
+                <w:rFonts w:ascii="寒蝉锦书宋Pro" w:eastAsia="寒蝉锦书宋Pro" w:hAnsi="寒蝉锦书宋Pro" w:hint="eastAsia"/>
+                <w:b/>
+                <w:bCs/>
+                <w:sz w:val="20"/>
+                <w:szCs w:val="21"/>
+              </w:rPr>
+            </w:pPr>
+            <w:r>
+              <w:rPr>
+                <w:rFonts w:ascii="寒蝉锦书宋Pro" w:eastAsia="寒蝉锦书宋Pro" w:hAnsi="寒蝉锦书宋Pro" w:hint="eastAsia"/>
+                <w:b/>
+                <w:bCs/>
+                <w:sz w:val="20"/>
+                <w:szCs w:val="21"/>
+              </w:rPr>
+              <w:t>智能闹钟</w:t>
+            </w:r>
+          </w:p>
+        </w:tc>
+        <w:tc>
+          <w:tcPr>
+            <w:tcW w:w="2154" w:type="dxa"/>
+            <w:vAlign w:val="center"/>
+          </w:tcPr>
+          <w:p>
+            <w:pPr>
+              <w:widowControl/>
+              <w:spacing w:line="340" w:lineRule="exact"/>
+              <w:jc w:val="center"/>
+              <w:rPr>
+                <w:rFonts w:ascii="Ubuntu Condensed" w:eastAsia="宋体" w:hAnsi="Ubuntu Condensed"/>
+              </w:rPr>
+            </w:pPr>
+            <w:r>
+              <w:rPr>
+                <w:rFonts w:ascii="Ubuntu Condensed" w:eastAsia="宋体" w:hAnsi="Ubuntu Condensed" w:hint="eastAsia"/>
+              </w:rPr>
+              <w:t>AlarmWindow</w:t>
+            </w:r>
+          </w:p>
+        </w:tc>
+      </w:tr>
+      <w:tr>
+        <w:trPr>
+          <w:jc w:val="center"/>
+        </w:trPr>
+        <w:tc>
+          <w:tcPr>
+            <w:tcW w:w="850" w:type="dxa"/>
+          </w:tcPr>
+          <w:p>
+            <w:pPr>
+              <w:widowControl/>
+              <w:spacing w:line="340" w:lineRule="exact"/>
+              <w:jc w:val="center"/>
+              <w:rPr>
+                <w:rFonts w:ascii="Arial" w:eastAsia="宋体" w:hAnsi="Arial" w:cs="Arial"/>
+                <w:color w:val="00B050"/>
+              </w:rPr>
+            </w:pPr>
+            <w:r>
+              <w:rPr>
+                <w:rFonts w:ascii="Arial" w:eastAsia="宋体" w:hAnsi="Arial" w:cs="Arial" w:hint="eastAsia"/>
+                <w:color w:val="00B050"/>
+              </w:rPr>
+              <w:t>6</w:t>
+            </w:r>
+          </w:p>
+        </w:tc>
+        <w:tc>
+          <w:tcPr>
+            <w:tcW w:w="2154" w:type="dxa"/>
+            <w:vAlign w:val="center"/>
+          </w:tcPr>
+          <w:p>
+            <w:pPr>
+              <w:widowControl/>
+              <w:spacing w:line="340" w:lineRule="exact"/>
+              <w:jc w:val="center"/>
+              <w:rPr>
+                <w:rFonts w:ascii="寒蝉锦书宋Pro" w:eastAsia="寒蝉锦书宋Pro" w:hAnsi="寒蝉锦书宋Pro" w:hint="eastAsia"/>
+                <w:b/>
+                <w:bCs/>
+                <w:sz w:val="20"/>
+                <w:szCs w:val="21"/>
+              </w:rPr>
+            </w:pPr>
+            <w:r>
+              <w:rPr>
+                <w:rFonts w:ascii="寒蝉锦书宋Pro" w:eastAsia="寒蝉锦书宋Pro" w:hAnsi="寒蝉锦书宋Pro" w:hint="eastAsia"/>
+                <w:b/>
+                <w:bCs/>
+                <w:sz w:val="20"/>
+                <w:szCs w:val="21"/>
+              </w:rPr>
+              <w:t>绩点追踪</w:t>
+            </w:r>
+          </w:p>
+        </w:tc>
+        <w:tc>
+          <w:tcPr>
+            <w:tcW w:w="2154" w:type="dxa"/>
+            <w:vAlign w:val="center"/>
+          </w:tcPr>
+          <w:p>
+            <w:pPr>
+              <w:widowControl/>
+              <w:spacing w:line="340" w:lineRule="exact"/>
+              <w:jc w:val="center"/>
+              <w:rPr>
+                <w:rFonts w:ascii="Ubuntu Condensed" w:eastAsia="宋体" w:hAnsi="Ubuntu Condensed"/>
+              </w:rPr>
+            </w:pPr>
+            <w:r>
+              <w:rPr>
+                <w:rFonts w:ascii="Ubuntu Condensed" w:eastAsia="宋体" w:hAnsi="Ubuntu Condensed" w:hint="eastAsia"/>
+              </w:rPr>
+              <w:t>GradeRecordWindow</w:t>
+            </w:r>
+          </w:p>
+        </w:tc>
+        <w:tc>
+          <w:tcPr>
+            <w:tcW w:w="850" w:type="dxa"/>
+          </w:tcPr>
+          <w:p>
+            <w:pPr>
+              <w:widowControl/>
+              <w:spacing w:line="340" w:lineRule="exact"/>
+              <w:jc w:val="center"/>
+              <w:rPr>
+                <w:rFonts w:ascii="Arial" w:eastAsia="宋体" w:hAnsi="Arial" w:cs="Arial"/>
+                <w:color w:val="00B050"/>
+              </w:rPr>
+            </w:pPr>
+            <w:r>
+              <w:rPr>
+                <w:rFonts w:ascii="Arial" w:eastAsia="宋体" w:hAnsi="Arial" w:cs="Arial"/>
+                <w:color w:val="00B050"/>
+              </w:rPr>
+              <w:t>17</w:t>
+            </w:r>
+          </w:p>
+        </w:tc>
+        <w:tc>
+          <w:tcPr>
+            <w:tcW w:w="2154" w:type="dxa"/>
+            <w:vAlign w:val="center"/>
+          </w:tcPr>
+          <w:p>
+            <w:pPr>
+              <w:widowControl/>
+              <w:spacing w:line="340" w:lineRule="exact"/>
+              <w:jc w:val="center"/>
+              <w:rPr>
+                <w:rFonts w:ascii="寒蝉锦书宋Pro" w:eastAsia="寒蝉锦书宋Pro" w:hAnsi="寒蝉锦书宋Pro" w:hint="eastAsia"/>
+                <w:b/>
+                <w:bCs/>
+                <w:sz w:val="20"/>
+                <w:szCs w:val="21"/>
+              </w:rPr>
+            </w:pPr>
+            <w:r>
+              <w:rPr>
+                <w:rFonts w:ascii="寒蝉锦书宋Pro" w:eastAsia="寒蝉锦书宋Pro" w:hAnsi="寒蝉锦书宋Pro" w:hint="eastAsia"/>
+                <w:b/>
+                <w:bCs/>
+                <w:sz w:val="20"/>
+                <w:szCs w:val="21"/>
+              </w:rPr>
+              <w:t>文件守护</w:t>
+            </w:r>
+          </w:p>
+        </w:tc>
+        <w:tc>
+          <w:tcPr>
+            <w:tcW w:w="2154" w:type="dxa"/>
+            <w:vAlign w:val="center"/>
+          </w:tcPr>
+          <w:p>
+            <w:pPr>
+              <w:widowControl/>
+              <w:spacing w:line="340" w:lineRule="exact"/>
+              <w:jc w:val="center"/>
+              <w:rPr>
+                <w:rFonts w:ascii="Ubuntu Condensed" w:eastAsia="宋体" w:hAnsi="Ubuntu Condensed"/>
+              </w:rPr>
+            </w:pPr>
+            <w:r>
+              <w:rPr>
+                <w:rFonts w:ascii="Ubuntu Condensed" w:eastAsia="宋体" w:hAnsi="Ubuntu Condensed" w:hint="eastAsia"/>
+              </w:rPr>
+              <w:t>FileProtectWindow</w:t>
+            </w:r>
+          </w:p>
+        </w:tc>
+      </w:tr>
+      <w:tr>
+        <w:trPr>
+          <w:jc w:val="center"/>
+        </w:trPr>
+        <w:tc>
+          <w:tcPr>
+            <w:tcW w:w="850" w:type="dxa"/>
+          </w:tcPr>
+          <w:p>
+            <w:pPr>
+              <w:widowControl/>
+              <w:spacing w:line="340" w:lineRule="exact"/>
+              <w:jc w:val="center"/>
+              <w:rPr>
+                <w:rFonts w:ascii="Arial" w:eastAsia="宋体" w:hAnsi="Arial" w:cs="Arial"/>
+                <w:color w:val="00B050"/>
+              </w:rPr>
+            </w:pPr>
+            <w:r>
+              <w:rPr>
+                <w:rFonts w:ascii="Arial" w:eastAsia="宋体" w:hAnsi="Arial" w:cs="Arial" w:hint="eastAsia"/>
+                <w:color w:val="00B050"/>
+              </w:rPr>
+              <w:t>7</w:t>
+            </w:r>
+          </w:p>
+        </w:tc>
+        <w:tc>
+          <w:tcPr>
+            <w:tcW w:w="2154" w:type="dxa"/>
+            <w:vAlign w:val="center"/>
+          </w:tcPr>
+          <w:p>
+            <w:pPr>
+              <w:widowControl/>
+              <w:spacing w:line="340" w:lineRule="exact"/>
+              <w:jc w:val="center"/>
+              <w:rPr>
+                <w:rFonts w:ascii="寒蝉锦书宋Pro" w:eastAsia="寒蝉锦书宋Pro" w:hAnsi="寒蝉锦书宋Pro" w:hint="eastAsia"/>
+                <w:b/>
+                <w:bCs/>
+                <w:sz w:val="20"/>
+                <w:szCs w:val="21"/>
+              </w:rPr>
+            </w:pPr>
+            <w:r>
+              <w:rPr>
+                <w:rFonts w:ascii="寒蝉锦书宋Pro" w:eastAsia="寒蝉锦书宋Pro" w:hAnsi="寒蝉锦书宋Pro" w:hint="eastAsia"/>
+                <w:b/>
+                <w:bCs/>
+                <w:sz w:val="20"/>
+                <w:szCs w:val="21"/>
+              </w:rPr>
+              <w:t>词汇大师</w:t>
+            </w:r>
+          </w:p>
+        </w:tc>
+        <w:tc>
+          <w:tcPr>
+            <w:tcW w:w="2154" w:type="dxa"/>
+            <w:vAlign w:val="center"/>
+          </w:tcPr>
+          <w:p>
+            <w:pPr>
+              <w:widowControl/>
+              <w:spacing w:line="340" w:lineRule="exact"/>
+              <w:jc w:val="center"/>
+              <w:rPr>
+                <w:rFonts w:ascii="Ubuntu Condensed" w:eastAsia="宋体" w:hAnsi="Ubuntu Condensed"/>
+              </w:rPr>
+            </w:pPr>
+            <w:r>
+              <w:rPr>
+                <w:rFonts w:ascii="Ubuntu Condensed" w:eastAsia="宋体" w:hAnsi="Ubuntu Condensed" w:hint="eastAsia"/>
+              </w:rPr>
+              <w:t>VocabularyWindow</w:t>
+            </w:r>
+          </w:p>
+        </w:tc>
+        <w:tc>
+          <w:tcPr>
+            <w:tcW w:w="850" w:type="dxa"/>
+          </w:tcPr>
+          <w:p>
+            <w:pPr>
+              <w:widowControl/>
+              <w:spacing w:line="340" w:lineRule="exact"/>
+              <w:jc w:val="center"/>
+              <w:rPr>
+                <w:rFonts w:ascii="Arial" w:eastAsia="宋体" w:hAnsi="Arial" w:cs="Arial"/>
+                <w:color w:val="00B050"/>
+              </w:rPr>
+            </w:pPr>
+            <w:r>
+              <w:rPr>
+                <w:rFonts w:ascii="Arial" w:eastAsia="宋体" w:hAnsi="Arial" w:cs="Arial"/>
+                <w:color w:val="00B050"/>
+              </w:rPr>
+              <w:t>18</w:t>
+            </w:r>
+          </w:p>
+        </w:tc>
+        <w:tc>
+          <w:tcPr>
+            <w:tcW w:w="2154" w:type="dxa"/>
+            <w:vAlign w:val="center"/>
+          </w:tcPr>
+          <w:p>
+            <w:pPr>
+              <w:widowControl/>
+              <w:spacing w:line="340" w:lineRule="exact"/>
+              <w:jc w:val="center"/>
+              <w:rPr>
+                <w:rFonts w:ascii="寒蝉锦书宋Pro" w:eastAsia="寒蝉锦书宋Pro" w:hAnsi="寒蝉锦书宋Pro" w:hint="eastAsia"/>
+                <w:b/>
+                <w:bCs/>
+                <w:sz w:val="20"/>
+                <w:szCs w:val="21"/>
+              </w:rPr>
+            </w:pPr>
+            <w:r>
+              <w:rPr>
+                <w:rFonts w:ascii="寒蝉锦书宋Pro" w:eastAsia="寒蝉锦书宋Pro" w:hAnsi="寒蝉锦书宋Pro" w:hint="eastAsia"/>
+                <w:b/>
+                <w:bCs/>
+                <w:color w:val="A6A6A6" w:themeColor="background1" w:themeShade="A6"/>
+                <w:sz w:val="20"/>
+                <w:szCs w:val="21"/>
+              </w:rPr>
+              <w:t>年度总结</w:t>
+            </w:r>
+          </w:p>
+        </w:tc>
+        <w:tc>
+          <w:tcPr>
+            <w:tcW w:w="2154" w:type="dxa"/>
+            <w:vAlign w:val="center"/>
+          </w:tcPr>
+          <w:p>
+            <w:pPr>
+              <w:widowControl/>
+              <w:spacing w:line="340" w:lineRule="exact"/>
+              <w:jc w:val="center"/>
+              <w:rPr>
+                <w:rFonts w:ascii="Ubuntu Condensed" w:eastAsia="宋体" w:hAnsi="Ubuntu Condensed"/>
+              </w:rPr>
+            </w:pPr>
+          </w:p>
+        </w:tc>
+      </w:tr>
+      <w:tr>
+        <w:trPr>
+          <w:jc w:val="center"/>
+        </w:trPr>
+        <w:tc>
+          <w:tcPr>
+            <w:tcW w:w="850" w:type="dxa"/>
+          </w:tcPr>
+          <w:p>
+            <w:pPr>
+              <w:widowControl/>
+              <w:spacing w:line="340" w:lineRule="exact"/>
+              <w:jc w:val="center"/>
+              <w:rPr>
+                <w:rFonts w:ascii="Arial" w:eastAsia="宋体" w:hAnsi="Arial" w:cs="Arial"/>
+                <w:color w:val="00B050"/>
+              </w:rPr>
+            </w:pPr>
+            <w:r>
+              <w:rPr>
+                <w:rFonts w:ascii="Arial" w:eastAsia="宋体" w:hAnsi="Arial" w:cs="Arial" w:hint="eastAsia"/>
+                <w:color w:val="00B050"/>
+              </w:rPr>
+              <w:t>8</w:t>
+            </w:r>
+          </w:p>
+        </w:tc>
+        <w:tc>
+          <w:tcPr>
+            <w:tcW w:w="2154" w:type="dxa"/>
+            <w:vAlign w:val="center"/>
+          </w:tcPr>
+          <w:p>
+            <w:pPr>
+              <w:widowControl/>
+              <w:spacing w:line="340" w:lineRule="exact"/>
+              <w:jc w:val="center"/>
+              <w:rPr>
+                <w:rFonts w:ascii="寒蝉锦书宋Pro" w:eastAsia="寒蝉锦书宋Pro" w:hAnsi="寒蝉锦书宋Pro" w:hint="eastAsia"/>
+                <w:b/>
+                <w:bCs/>
+                <w:sz w:val="20"/>
+                <w:szCs w:val="21"/>
+              </w:rPr>
+            </w:pPr>
+            <w:r>
+              <w:rPr>
+                <w:rFonts w:ascii="寒蝉锦书宋Pro" w:eastAsia="寒蝉锦书宋Pro" w:hAnsi="寒蝉锦书宋Pro" w:hint="eastAsia"/>
+                <w:b/>
+                <w:bCs/>
+                <w:sz w:val="20"/>
+                <w:szCs w:val="21"/>
+              </w:rPr>
+              <w:t>诗文记诵[含注释]</w:t>
+            </w:r>
+          </w:p>
+        </w:tc>
+        <w:tc>
+          <w:tcPr>
+            <w:tcW w:w="2154" w:type="dxa"/>
+            <w:vAlign w:val="center"/>
+          </w:tcPr>
+          <w:p>
+            <w:pPr>
+              <w:widowControl/>
+              <w:spacing w:line="340" w:lineRule="exact"/>
+              <w:jc w:val="center"/>
+              <w:rPr>
+                <w:rFonts w:ascii="Ubuntu Condensed" w:eastAsia="宋体" w:hAnsi="Ubuntu Condensed"/>
+              </w:rPr>
+            </w:pPr>
+            <w:r>
+              <w:rPr>
+                <w:rFonts w:ascii="Ubuntu Condensed" w:eastAsia="宋体" w:hAnsi="Ubuntu Condensed" w:hint="eastAsia"/>
+              </w:rPr>
+              <w:t>PoemWindow</w:t>
+            </w:r>
+          </w:p>
+        </w:tc>
+        <w:tc>
+          <w:tcPr>
+            <w:tcW w:w="850" w:type="dxa"/>
+          </w:tcPr>
+          <w:p>
+            <w:pPr>
+              <w:widowControl/>
+              <w:spacing w:line="340" w:lineRule="exact"/>
+              <w:jc w:val="center"/>
+              <w:rPr>
+                <w:rFonts w:ascii="Arial" w:eastAsia="宋体" w:hAnsi="Arial" w:cs="Arial"/>
+                <w:color w:val="00B050"/>
+              </w:rPr>
+            </w:pPr>
+            <w:r>
+              <w:rPr>
+                <w:rFonts w:ascii="Arial" w:eastAsia="宋体" w:hAnsi="Arial" w:cs="Arial"/>
+                <w:color w:val="00B050"/>
+              </w:rPr>
+              <w:t>19</w:t>
+            </w:r>
+          </w:p>
+        </w:tc>
+        <w:tc>
+          <w:tcPr>
+            <w:tcW w:w="2154" w:type="dxa"/>
+            <w:vAlign w:val="center"/>
+          </w:tcPr>
+          <w:p>
+            <w:pPr>
+              <w:widowControl/>
+              <w:spacing w:line="340" w:lineRule="exact"/>
+              <w:jc w:val="center"/>
+              <w:rPr>
+                <w:rFonts w:ascii="寒蝉锦书宋Pro" w:eastAsia="寒蝉锦书宋Pro" w:hAnsi="寒蝉锦书宋Pro" w:hint="eastAsia"/>
+                <w:b/>
+                <w:bCs/>
+                <w:sz w:val="20"/>
+                <w:szCs w:val="21"/>
+              </w:rPr>
+            </w:pPr>
+            <w:r>
+              <w:rPr>
+                <w:rFonts w:ascii="寒蝉锦书宋Pro" w:eastAsia="寒蝉锦书宋Pro" w:hAnsi="寒蝉锦书宋Pro" w:hint="eastAsia"/>
+                <w:b/>
+                <w:bCs/>
+                <w:color w:val="A6A6A6" w:themeColor="background1" w:themeShade="A6"/>
+                <w:sz w:val="20"/>
+                <w:szCs w:val="21"/>
+              </w:rPr>
+              <w:t>错题本</w:t>
+            </w:r>
+          </w:p>
+        </w:tc>
+        <w:tc>
+          <w:tcPr>
+            <w:tcW w:w="2154" w:type="dxa"/>
+            <w:vAlign w:val="center"/>
+          </w:tcPr>
+          <w:p>
+            <w:pPr>
+              <w:widowControl/>
+              <w:spacing w:line="340" w:lineRule="exact"/>
+              <w:jc w:val="center"/>
+              <w:rPr>
+                <w:rFonts w:ascii="Ubuntu Condensed" w:eastAsia="宋体" w:hAnsi="Ubuntu Condensed"/>
+              </w:rPr>
+            </w:pPr>
+          </w:p>
+        </w:tc>
+      </w:tr>
+      <w:tr>
+        <w:trPr>
+          <w:jc w:val="center"/>
+        </w:trPr>
+        <w:tc>
+          <w:tcPr>
+            <w:tcW w:w="850" w:type="dxa"/>
+          </w:tcPr>
+          <w:p>
+            <w:pPr>
+              <w:widowControl/>
+              <w:spacing w:line="340" w:lineRule="exact"/>
+              <w:jc w:val="center"/>
+              <w:rPr>
+                <w:rFonts w:ascii="Arial" w:eastAsia="宋体" w:hAnsi="Arial" w:cs="Arial"/>
+                <w:color w:val="00B050"/>
+              </w:rPr>
+            </w:pPr>
+            <w:r>
+              <w:rPr>
+                <w:rFonts w:ascii="Arial" w:eastAsia="宋体" w:hAnsi="Arial" w:cs="Arial" w:hint="eastAsia"/>
+                <w:color w:val="00B050"/>
+              </w:rPr>
+              <w:t>9</w:t>
+            </w:r>
+          </w:p>
+        </w:tc>
+        <w:tc>
+          <w:tcPr>
+            <w:tcW w:w="2154" w:type="dxa"/>
+            <w:vAlign w:val="center"/>
+          </w:tcPr>
+          <w:p>
+            <w:pPr>
+              <w:widowControl/>
+              <w:spacing w:line="340" w:lineRule="exact"/>
+              <w:jc w:val="center"/>
+              <w:rPr>
+                <w:rFonts w:ascii="寒蝉锦书宋Pro" w:eastAsia="寒蝉锦书宋Pro" w:hAnsi="寒蝉锦书宋Pro" w:hint="eastAsia"/>
+                <w:b/>
+                <w:bCs/>
+                <w:sz w:val="20"/>
+                <w:szCs w:val="21"/>
+              </w:rPr>
+            </w:pPr>
+            <w:r>
+              <w:rPr>
+                <w:rFonts w:ascii="寒蝉锦书宋Pro" w:eastAsia="寒蝉锦书宋Pro" w:hAnsi="寒蝉锦书宋Pro" w:hint="eastAsia"/>
+                <w:b/>
+                <w:bCs/>
+                <w:sz w:val="20"/>
+                <w:szCs w:val="21"/>
+              </w:rPr>
+              <w:t>教辅进度</w:t>
+            </w:r>
+          </w:p>
+        </w:tc>
+        <w:tc>
+          <w:tcPr>
+            <w:tcW w:w="2154" w:type="dxa"/>
+            <w:vAlign w:val="center"/>
+          </w:tcPr>
+          <w:p>
+            <w:pPr>
+              <w:widowControl/>
+              <w:spacing w:line="340" w:lineRule="exact"/>
+              <w:jc w:val="center"/>
+              <w:rPr>
+                <w:rFonts w:ascii="Ubuntu Condensed" w:eastAsia="宋体" w:hAnsi="Ubuntu Condensed"/>
+              </w:rPr>
+            </w:pPr>
+            <w:r>
+              <w:rPr>
+                <w:rFonts w:ascii="Ubuntu Condensed" w:eastAsia="宋体" w:hAnsi="Ubuntu Condensed" w:hint="eastAsia"/>
+              </w:rPr>
+              <w:t>Teach</w:t>
+            </w:r>
+            <w:r>
+              <w:rPr>
+                <w:rFonts w:ascii="Ubuntu Condensed" w:eastAsia="宋体" w:hAnsi="Ubuntu Condensed" w:hint="eastAsia"/>
+              </w:rPr>
+              <w:t>ing</w:t>
+            </w:r>
+            <w:r>
+              <w:rPr>
+                <w:rFonts w:ascii="Ubuntu Condensed" w:eastAsia="宋体" w:hAnsi="Ubuntu Condensed" w:hint="eastAsia"/>
+              </w:rPr>
+              <w:t>AIDSWindow</w:t>
+            </w:r>
+          </w:p>
+        </w:tc>
+        <w:tc>
+          <w:tcPr>
+            <w:tcW w:w="850" w:type="dxa"/>
+          </w:tcPr>
+          <w:p>
+            <w:pPr>
+              <w:widowControl/>
+              <w:spacing w:line="340" w:lineRule="exact"/>
+              <w:jc w:val="center"/>
+              <w:rPr>
+                <w:rFonts w:ascii="Arial" w:eastAsia="宋体" w:hAnsi="Arial" w:cs="Arial"/>
+                <w:color w:val="00B050"/>
+              </w:rPr>
+            </w:pPr>
+            <w:r>
+              <w:rPr>
+                <w:rFonts w:ascii="Arial" w:eastAsia="宋体" w:hAnsi="Arial" w:cs="Arial"/>
+                <w:color w:val="00B050"/>
+              </w:rPr>
+              <w:t>20</w:t>
+            </w:r>
+          </w:p>
+        </w:tc>
+        <w:tc>
+          <w:tcPr>
+            <w:tcW w:w="2154" w:type="dxa"/>
+            <w:vAlign w:val="center"/>
+          </w:tcPr>
+          <w:p>
+            <w:pPr>
+              <w:widowControl/>
+              <w:spacing w:line="340" w:lineRule="exact"/>
+              <w:jc w:val="center"/>
+              <w:rPr>
+                <w:rFonts w:ascii="寒蝉锦书宋Pro" w:eastAsia="寒蝉锦书宋Pro" w:hAnsi="寒蝉锦书宋Pro" w:hint="eastAsia"/>
+                <w:b/>
+                <w:bCs/>
+                <w:sz w:val="20"/>
+                <w:szCs w:val="21"/>
+              </w:rPr>
+            </w:pPr>
+          </w:p>
+        </w:tc>
+        <w:tc>
+          <w:tcPr>
+            <w:tcW w:w="2154" w:type="dxa"/>
+            <w:vAlign w:val="center"/>
+          </w:tcPr>
+          <w:p>
+            <w:pPr>
+              <w:widowControl/>
+              <w:spacing w:line="340" w:lineRule="exact"/>
+              <w:jc w:val="center"/>
+              <w:rPr>
+                <w:rFonts w:ascii="Ubuntu Condensed" w:eastAsia="宋体" w:hAnsi="Ubuntu Condensed"/>
+              </w:rPr>
+            </w:pPr>
+          </w:p>
+        </w:tc>
+      </w:tr>
+      <w:tr>
+        <w:trPr>
+          <w:jc w:val="center"/>
+        </w:trPr>
+        <w:tc>
+          <w:tcPr>
+            <w:tcW w:w="850" w:type="dxa"/>
+          </w:tcPr>
+          <w:p>
+            <w:pPr>
+              <w:widowControl/>
+              <w:spacing w:line="340" w:lineRule="exact"/>
+              <w:jc w:val="center"/>
+              <w:rPr>
+                <w:rFonts w:ascii="Arial" w:eastAsia="宋体" w:hAnsi="Arial" w:cs="Arial"/>
+                <w:color w:val="00B050"/>
+              </w:rPr>
+            </w:pPr>
+            <w:r>
+              <w:rPr>
+                <w:rFonts w:ascii="Arial" w:eastAsia="宋体" w:hAnsi="Arial" w:cs="Arial" w:hint="eastAsia"/>
+                <w:color w:val="00B050"/>
+              </w:rPr>
+              <w:t>10</w:t>
+            </w:r>
+          </w:p>
+        </w:tc>
+        <w:tc>
+          <w:tcPr>
+            <w:tcW w:w="2154" w:type="dxa"/>
+            <w:vAlign w:val="center"/>
+          </w:tcPr>
+          <w:p>
+            <w:pPr>
+              <w:widowControl/>
+              <w:spacing w:line="340" w:lineRule="exact"/>
+              <w:jc w:val="center"/>
+              <w:rPr>
+                <w:rFonts w:ascii="寒蝉锦书宋Pro" w:eastAsia="寒蝉锦书宋Pro" w:hAnsi="寒蝉锦书宋Pro" w:hint="eastAsia"/>
+                <w:b/>
+                <w:bCs/>
+                <w:sz w:val="20"/>
+                <w:szCs w:val="21"/>
+              </w:rPr>
+            </w:pPr>
+            <w:r>
+              <w:rPr>
+                <w:rFonts w:ascii="寒蝉锦书宋Pro" w:eastAsia="寒蝉锦书宋Pro" w:hAnsi="寒蝉锦书宋Pro" w:hint="eastAsia"/>
+                <w:b/>
+                <w:bCs/>
+                <w:sz w:val="20"/>
+                <w:szCs w:val="21"/>
+              </w:rPr>
+              <w:t>试卷复盘</w:t>
+            </w:r>
+          </w:p>
+        </w:tc>
+        <w:tc>
+          <w:tcPr>
+            <w:tcW w:w="2154" w:type="dxa"/>
+            <w:vAlign w:val="center"/>
+          </w:tcPr>
+          <w:p>
+            <w:pPr>
+              <w:widowControl/>
+              <w:spacing w:line="340" w:lineRule="exact"/>
+              <w:jc w:val="center"/>
+              <w:rPr>
+                <w:rFonts w:ascii="Ubuntu Condensed" w:eastAsia="宋体" w:hAnsi="Ubuntu Condensed"/>
+              </w:rPr>
+            </w:pPr>
+            <w:r>
+              <w:rPr>
+                <w:rFonts w:ascii="Ubuntu Condensed" w:eastAsia="宋体" w:hAnsi="Ubuntu Condensed" w:hint="eastAsia"/>
+              </w:rPr>
+              <w:t>PaperMgrWindow</w:t>
+            </w:r>
+          </w:p>
+        </w:tc>
+        <w:tc>
+          <w:tcPr>
+            <w:tcW w:w="850" w:type="dxa"/>
+          </w:tcPr>
+          <w:p>
+            <w:pPr>
+              <w:widowControl/>
+              <w:spacing w:line="340" w:lineRule="exact"/>
+              <w:jc w:val="center"/>
+              <w:rPr>
+                <w:rFonts w:ascii="Arial" w:eastAsia="宋体" w:hAnsi="Arial" w:cs="Arial"/>
+                <w:color w:val="00B050"/>
+              </w:rPr>
+            </w:pPr>
+            <w:r>
+              <w:rPr>
+                <w:rFonts w:ascii="Arial" w:eastAsia="宋体" w:hAnsi="Arial" w:cs="Arial"/>
+              </w:rPr>
+              <w:t>21</w:t>
+            </w:r>
+          </w:p>
+        </w:tc>
+        <w:tc>
+          <w:tcPr>
+            <w:tcW w:w="2154" w:type="dxa"/>
+            <w:vAlign w:val="center"/>
+          </w:tcPr>
+          <w:p>
+            <w:pPr>
+              <w:widowControl/>
+              <w:spacing w:line="340" w:lineRule="exact"/>
+              <w:jc w:val="center"/>
+              <w:rPr>
+                <w:rFonts w:ascii="寒蝉锦书宋Pro" w:eastAsia="寒蝉锦书宋Pro" w:hAnsi="寒蝉锦书宋Pro" w:hint="eastAsia"/>
+                <w:b/>
+                <w:bCs/>
+                <w:sz w:val="20"/>
+                <w:szCs w:val="21"/>
+              </w:rPr>
+            </w:pPr>
+          </w:p>
+        </w:tc>
+        <w:tc>
+          <w:tcPr>
+            <w:tcW w:w="2154" w:type="dxa"/>
+            <w:vAlign w:val="center"/>
+          </w:tcPr>
+          <w:p>
+            <w:pPr>
+              <w:widowControl/>
+              <w:spacing w:line="340" w:lineRule="exact"/>
+              <w:jc w:val="center"/>
+              <w:rPr>
+                <w:rFonts w:ascii="Ubuntu Condensed" w:eastAsia="宋体" w:hAnsi="Ubuntu Condensed"/>
+              </w:rPr>
+            </w:pPr>
+          </w:p>
+        </w:tc>
+      </w:tr>
+    </w:tbl>
+    <w:p>
+      <w:pPr>
+        <w:widowControl/>
+        <w:spacing w:line="340" w:lineRule="exact"/>
+        <w:jc w:val="left"/>
+        <w:rPr>
+          <w:rFonts w:ascii="宋体" w:eastAsia="宋体" w:hAnsi="宋体" w:hint="eastAsia"/>
+          <w:b/>
+          <w:bCs/>
+        </w:rPr>
+      </w:pPr>
+    </w:p>
+    <w:p>
+      <w:pPr>
+        <w:widowControl/>
+        <w:spacing w:line="340" w:lineRule="exact"/>
+        <w:jc w:val="left"/>
+        <w:rPr>
+          <w:rFonts w:ascii="宋体" w:eastAsia="宋体" w:hAnsi="宋体" w:hint="eastAsia"/>
+          <w:b/>
+          <w:bCs/>
+        </w:rPr>
+      </w:pPr>
+    </w:p>
+    <w:p>
+      <w:pPr>
+        <w:widowControl/>
+        <w:spacing w:line="340" w:lineRule="exact"/>
+        <w:jc w:val="left"/>
+        <w:rPr>
+          <w:rFonts w:ascii="宋体" w:eastAsia="宋体" w:hAnsi="宋体" w:hint="eastAsia"/>
+          <w:b/>
+          <w:bCs/>
+        </w:rPr>
+      </w:pPr>
+    </w:p>
+    <w:p>
+      <w:pPr>
+        <w:widowControl/>
+        <w:spacing w:line="340" w:lineRule="exact"/>
+        <w:jc w:val="left"/>
+        <w:rPr>
+          <w:rFonts w:ascii="宋体" w:eastAsia="宋体" w:hAnsi="宋体" w:hint="eastAsia"/>
+          <w:b/>
+          <w:bCs/>
+        </w:rPr>
+      </w:pPr>
+    </w:p>
+    <w:p>
+      <w:pPr>
+        <w:widowControl/>
+        <w:jc w:val="left"/>
+        <w:rPr>
+          <w:rFonts w:hint="eastAsia"/>
+        </w:rPr>
+      </w:pPr>
+      <w:r>
+        <w:rPr>
+          <w:rFonts w:hint="eastAsia"/>
+        </w:rPr>
+        <w:br w:type="page"/>
+      </w:r>
+    </w:p>
+    <w:p>
+      <w:pPr>
+        <w:jc w:val="center"/>
+        <w:rPr>
+          <w:rFonts w:ascii="寒蝉锦书宋Pro" w:eastAsia="寒蝉锦书宋Pro" w:hAnsi="寒蝉锦书宋Pro" w:hint="eastAsia"/>
+          <w:b/>
+          <w:bCs/>
+          <w:sz w:val="32"/>
+          <w:szCs w:val="36"/>
+        </w:rPr>
+      </w:pPr>
+      <w:r>
+        <w:rPr>
+          <w:rFonts w:ascii="寒蝉锦书宋Pro" w:eastAsia="寒蝉锦书宋Pro" w:hAnsi="寒蝉锦书宋Pro" w:hint="eastAsia"/>
+          <w:b/>
+          <w:bCs/>
+          <w:sz w:val="32"/>
+          <w:szCs w:val="36"/>
+        </w:rPr>
+        <w:lastRenderedPageBreak/>
+        <w:t>DC.</w:t>
+      </w:r>
+      <w:r>
+        <w:rPr>
+          <w:rFonts w:ascii="寒蝉锦书宋Pro" w:eastAsia="寒蝉锦书宋Pro" w:hAnsi="寒蝉锦书宋Pro" w:hint="eastAsia"/>
+          <w:b/>
+          <w:bCs/>
+          <w:sz w:val="32"/>
+          <w:szCs w:val="36"/>
+        </w:rPr>
+        <w:t>2</w:t>
+      </w:r>
+      <w:r>
+        <w:rPr>
+          <w:rFonts w:ascii="寒蝉锦书宋Pro" w:eastAsia="寒蝉锦书宋Pro" w:hAnsi="寒蝉锦书宋Pro" w:hint="eastAsia"/>
+          <w:b/>
+          <w:bCs/>
+          <w:sz w:val="32"/>
+          <w:szCs w:val="36"/>
+        </w:rPr>
+        <w:t xml:space="preserve"> 主功能代码思路与实现</w:t>
+      </w:r>
+    </w:p>
+    <w:p>
+      <w:pPr>
+        <w:spacing w:line="340" w:lineRule="exact"/>
+        <w:jc w:val="center"/>
+        <w:rPr>
+          <w:rFonts w:ascii="寒蝉锦书宋Pro" w:eastAsia="寒蝉锦书宋Pro" w:hAnsi="寒蝉锦书宋Pro" w:hint="eastAsia"/>
+          <w:b/>
+          <w:bCs/>
+          <w:sz w:val="24"/>
+          <w:szCs w:val="28"/>
+        </w:rPr>
+      </w:pPr>
+      <w:r>
+        <w:rPr>
+          <w:rFonts w:ascii="寒蝉锦书宋Pro" w:eastAsia="寒蝉锦书宋Pro" w:hAnsi="寒蝉锦书宋Pro" w:hint="eastAsia"/>
+          <w:b/>
+          <w:bCs/>
+          <w:sz w:val="24"/>
+          <w:szCs w:val="28"/>
+        </w:rPr>
+        <w:t>CR.1 单词</w:t>
+      </w:r>
+    </w:p>
+    <w:p>
+      <w:pPr>
+        <w:widowControl/>
+        <w:spacing w:line="340" w:lineRule="exact"/>
+        <w:jc w:val="left"/>
+        <w:rPr>
+          <w:rFonts w:ascii="宋体" w:eastAsia="宋体" w:hAnsi="宋体" w:hint="eastAsia"/>
+          <w:b/>
+          <w:bCs/>
+        </w:rPr>
+      </w:pPr>
+      <w:r>
+        <w:rPr>
+          <w:rFonts w:ascii="宋体" w:eastAsia="宋体" w:hAnsi="宋体" w:hint="eastAsia"/>
+          <w:b/>
+          <w:bCs/>
+        </w:rPr>
+        <w:t>一、单词数据储存</w:t>
+      </w:r>
+    </w:p>
+    <w:p>
+      <w:pPr>
+        <w:widowControl/>
+        <w:spacing w:line="340" w:lineRule="exact"/>
+        <w:jc w:val="left"/>
+        <w:rPr>
+          <w:rFonts w:ascii="仿宋" w:eastAsia="仿宋" w:hAnsi="仿宋" w:hint="eastAsia"/>
+        </w:rPr>
+      </w:pPr>
+      <w:r>
+        <w:rPr>
+          <w:rFonts w:ascii="宋体" w:eastAsia="宋体" w:hAnsi="宋体" w:hint="eastAsia"/>
+          <w:b/>
+          <w:bCs/>
+        </w:rPr>
+        <w:t>1.</w:t>
+      </w:r>
+      <w:r>
+        <w:rPr>
+          <w:rFonts w:ascii="宋体" w:eastAsia="宋体" w:hAnsi="宋体" w:hint="eastAsia"/>
+          <w:b/>
+          <w:bCs/>
+        </w:rPr>
+        <w:t>思路分析：</w:t>
+      </w:r>
+    </w:p>
+    <w:p>
+      <w:pPr>
+        <w:widowControl/>
+        <w:spacing w:line="340" w:lineRule="exact"/>
+        <w:jc w:val="left"/>
+        <w:rPr>
+          <w:rFonts w:ascii="仿宋" w:eastAsia="仿宋" w:hAnsi="仿宋" w:hint="eastAsia"/>
+        </w:rPr>
+      </w:pPr>
+      <w:r>
+        <w:rPr>
           <w:rFonts w:ascii="仿宋" w:eastAsia="仿宋" w:hAnsi="仿宋"/>
+        </w:rPr>
+        <w:tab/>
+      </w:r>
+      <w:r>
+        <w:rPr>
+          <w:rFonts w:ascii="仿宋" w:eastAsia="仿宋" w:hAnsi="仿宋" w:hint="eastAsia"/>
+        </w:rPr>
+        <w:t>从整体上，单词数据采用json或csv格式储存较好，但是针对后续需求，json格式的可读性较低，所以接下来主要讨论通过csv格式实现的思路。</w:t>
+      </w:r>
+    </w:p>
+    <w:p>
+      <w:pPr>
+        <w:widowControl/>
+        <w:spacing w:line="340" w:lineRule="exact"/>
+        <w:jc w:val="left"/>
+        <w:rPr>
+          <w:rFonts w:ascii="仿宋" w:eastAsia="仿宋" w:hAnsi="仿宋" w:hint="eastAsia"/>
+        </w:rPr>
+      </w:pPr>
+      <w:r>
+        <w:rPr>
+          <w:rFonts w:ascii="仿宋" w:eastAsia="仿宋" w:hAnsi="仿宋"/>
+        </w:rPr>
+        <w:tab/>
+      </w:r>
+      <w:r>
+        <w:rPr>
+          <w:rFonts w:ascii="仿宋" w:eastAsia="仿宋" w:hAnsi="仿宋" w:hint="eastAsia"/>
+        </w:rPr>
+        <w:t>首先我们要分析储存单词数据需要记录哪些参数：</w:t>
+      </w:r>
+    </w:p>
+    <w:p>
+      <w:pPr>
+        <w:widowControl/>
+        <w:spacing w:line="340" w:lineRule="exact"/>
+        <w:jc w:val="left"/>
+        <w:rPr>
+          <w:rFonts w:ascii="仿宋" w:eastAsia="仿宋" w:hAnsi="仿宋" w:hint="eastAsia"/>
+        </w:rPr>
+      </w:pPr>
+      <w:r>
+        <w:rPr>
+          <w:rFonts w:ascii="仿宋" w:eastAsia="仿宋" w:hAnsi="仿宋"/>
+          <w:b/>
+          <w:bCs/>
+        </w:rPr>
+        <w:tab/>
+      </w:r>
+      <w:r>
+        <w:rPr>
+          <w:rFonts w:ascii="黑体" w:eastAsia="黑体" w:hAnsi="黑体" w:hint="eastAsia"/>
+          <w:b/>
+          <w:bCs/>
+        </w:rPr>
+        <w:t>A.</w:t>
+      </w:r>
+      <w:r>
+        <w:rPr>
+          <w:rFonts w:ascii="黑体" w:eastAsia="黑体" w:hAnsi="黑体" w:hint="eastAsia"/>
+          <w:b/>
+          <w:bCs/>
+        </w:rPr>
+        <w:t>单词[主键]：</w:t>
+      </w:r>
+      <w:r>
+        <w:rPr>
+          <w:rFonts w:ascii="仿宋" w:eastAsia="仿宋" w:hAnsi="仿宋" w:hint="eastAsia"/>
+        </w:rPr>
+        <w:t>记录</w:t>
+      </w:r>
+      <w:r>
+        <w:rPr>
+          <w:rFonts w:ascii="仿宋" w:eastAsia="仿宋" w:hAnsi="仿宋" w:hint="eastAsia"/>
+        </w:rPr>
+        <w:t>源单词，作为元组的唯一标识，也就是主键</w:t>
+      </w:r>
+      <w:r>
+        <w:rPr>
+          <w:rFonts w:ascii="仿宋" w:eastAsia="仿宋" w:hAnsi="仿宋" w:hint="eastAsia"/>
+        </w:rPr>
+        <w:t>（数据库范式）</w:t>
+      </w:r>
+      <w:r>
+        <w:rPr>
+          <w:rFonts w:ascii="仿宋" w:eastAsia="仿宋" w:hAnsi="仿宋" w:hint="eastAsia"/>
+        </w:rPr>
+        <w:t>。</w:t>
+      </w:r>
+    </w:p>
+    <w:p>
+      <w:pPr>
+        <w:widowControl/>
+        <w:spacing w:line="340" w:lineRule="exact"/>
+        <w:jc w:val="left"/>
+        <w:rPr>
+          <w:rFonts w:ascii="仿宋" w:eastAsia="仿宋" w:hAnsi="仿宋" w:hint="eastAsia"/>
+        </w:rPr>
+      </w:pPr>
+      <w:r>
+        <w:rPr>
+          <w:rFonts w:ascii="仿宋" w:eastAsia="仿宋" w:hAnsi="仿宋"/>
+        </w:rPr>
+        <w:tab/>
+      </w:r>
+      <w:r>
+        <w:rPr>
+          <w:rFonts w:ascii="黑体" w:eastAsia="黑体" w:hAnsi="黑体" w:hint="eastAsia"/>
+          <w:b/>
+          <w:bCs/>
+        </w:rPr>
+        <w:t>B.</w:t>
+      </w:r>
+      <w:r>
+        <w:rPr>
+          <w:rFonts w:ascii="黑体" w:eastAsia="黑体" w:hAnsi="黑体" w:hint="eastAsia"/>
+          <w:b/>
+          <w:bCs/>
+        </w:rPr>
+        <w:t>释义与词性：</w:t>
+      </w:r>
+      <w:r>
+        <w:rPr>
+          <w:rFonts w:ascii="仿宋" w:eastAsia="仿宋" w:hAnsi="仿宋" w:hint="eastAsia"/>
+        </w:rPr>
+        <w:t>由单词对应，释义应当是一个列表形式，因为一个单词可能涵盖着很多释义。</w:t>
+      </w:r>
+    </w:p>
+    <w:p>
+      <w:pPr>
+        <w:widowControl/>
+        <w:spacing w:line="340" w:lineRule="exact"/>
+        <w:jc w:val="left"/>
+        <w:rPr>
+          <w:rFonts w:ascii="仿宋" w:eastAsia="仿宋" w:hAnsi="仿宋" w:hint="eastAsia"/>
+        </w:rPr>
+      </w:pPr>
+      <w:r>
+        <w:rPr>
+          <w:rFonts w:ascii="仿宋" w:eastAsia="仿宋" w:hAnsi="仿宋"/>
+        </w:rPr>
+        <w:tab/>
+      </w:r>
+      <w:r>
+        <w:rPr>
+          <w:rFonts w:ascii="仿宋" w:eastAsia="仿宋" w:hAnsi="仿宋" w:hint="eastAsia"/>
+        </w:rPr>
+        <w:t>这是2个最基本的数据，但毕竟此模块的功能不仅于此，需要实现单词的背记检测、格式化输出、单词关联等功能，由此扩展出以下参数：</w:t>
+      </w:r>
+    </w:p>
+    <w:p>
+      <w:pPr>
+        <w:widowControl/>
+        <w:spacing w:line="340" w:lineRule="exact"/>
+        <w:jc w:val="left"/>
+        <w:rPr>
+          <w:rFonts w:ascii="仿宋" w:eastAsia="仿宋" w:hAnsi="仿宋" w:hint="eastAsia"/>
         </w:rPr>
       </w:pPr>
       <w:r>
@@ -1594,13 +3913,7 @@
               <w:rPr>
                 <w:rFonts w:ascii="仿宋" w:eastAsia="仿宋" w:hAnsi="仿宋" w:hint="eastAsia"/>
               </w:rPr>
-              <w:t>间隔一小段时间[2, 7]天后再次回想，</w:t>
-            </w:r>
-            <w:r>
-              <w:rPr>
-                <w:rFonts w:ascii="仿宋" w:eastAsia="仿宋" w:hAnsi="仿宋" w:hint="eastAsia"/>
-              </w:rPr>
-              <w:t>用时越短，评定的熟悉程度越高</w:t>
+              <w:t>间隔一小段时间[2, 7]天后再次回想，用时越短，评定的熟悉程度越高</w:t>
             </w:r>
           </w:p>
         </w:tc>
@@ -1626,82 +3939,28 @@
               <w:rPr>
                 <w:rFonts w:ascii="仿宋" w:eastAsia="仿宋" w:hAnsi="仿宋" w:hint="eastAsia"/>
               </w:rPr>
-              <w:t>A</w:t>
-            </w:r>
-            <w:r>
+              <w:t>A — E</w:t>
+            </w:r>
+          </w:p>
+        </w:tc>
+        <w:tc>
+          <w:tcPr>
+            <w:tcW w:w="8526" w:type="dxa"/>
+          </w:tcPr>
+          <w:p>
+            <w:pPr>
+              <w:widowControl/>
+              <w:spacing w:line="340" w:lineRule="exact"/>
+              <w:jc w:val="left"/>
               <w:rPr>
                 <w:rFonts w:ascii="仿宋" w:eastAsia="仿宋" w:hAnsi="仿宋" w:hint="eastAsia"/>
               </w:rPr>
-              <w:t xml:space="preserve"> — </w:t>
-            </w:r>
+            </w:pPr>
             <w:r>
               <w:rPr>
                 <w:rFonts w:ascii="仿宋" w:eastAsia="仿宋" w:hAnsi="仿宋" w:hint="eastAsia"/>
               </w:rPr>
-              <w:t>E</w:t>
-            </w:r>
-          </w:p>
-        </w:tc>
-        <w:tc>
-          <w:tcPr>
-            <w:tcW w:w="8526" w:type="dxa"/>
-          </w:tcPr>
-          <w:p>
-            <w:pPr>
-              <w:widowControl/>
-              <w:spacing w:line="340" w:lineRule="exact"/>
-              <w:jc w:val="left"/>
-              <w:rPr>
-                <w:rFonts w:ascii="仿宋" w:eastAsia="仿宋" w:hAnsi="仿宋" w:hint="eastAsia"/>
-              </w:rPr>
-            </w:pPr>
-            <w:r>
-              <w:rPr>
-                <w:rFonts w:ascii="仿宋" w:eastAsia="仿宋" w:hAnsi="仿宋" w:hint="eastAsia"/>
-              </w:rPr>
-              <w:t>间隔</w:t>
-            </w:r>
-            <w:r>
-              <w:rPr>
-                <w:rFonts w:ascii="仿宋" w:eastAsia="仿宋" w:hAnsi="仿宋" w:hint="eastAsia"/>
-              </w:rPr>
-              <w:t>较长</w:t>
-            </w:r>
-            <w:r>
-              <w:rPr>
-                <w:rFonts w:ascii="仿宋" w:eastAsia="仿宋" w:hAnsi="仿宋" w:hint="eastAsia"/>
-              </w:rPr>
-              <w:t>时间[</w:t>
-            </w:r>
-            <w:r>
-              <w:rPr>
-                <w:rFonts w:ascii="仿宋" w:eastAsia="仿宋" w:hAnsi="仿宋" w:hint="eastAsia"/>
-              </w:rPr>
-              <w:t>7</w:t>
-            </w:r>
-            <w:r>
-              <w:rPr>
-                <w:rFonts w:ascii="仿宋" w:eastAsia="仿宋" w:hAnsi="仿宋" w:hint="eastAsia"/>
-              </w:rPr>
-              <w:t xml:space="preserve">, </w:t>
-            </w:r>
-            <w:r>
-              <w:rPr>
-                <w:rFonts w:ascii="仿宋" w:eastAsia="仿宋" w:hAnsi="仿宋" w:hint="eastAsia"/>
-              </w:rPr>
-              <w:t>+∞</w:t>
-            </w:r>
-            <w:r>
-              <w:rPr>
-                <w:rFonts w:ascii="仿宋" w:eastAsia="仿宋" w:hAnsi="仿宋" w:hint="eastAsia"/>
-              </w:rPr>
-              <w:t>]天后再次回想，用时越短，评定的熟悉程度越高</w:t>
-            </w:r>
-            <w:r>
-              <w:rPr>
-                <w:rFonts w:ascii="仿宋" w:eastAsia="仿宋" w:hAnsi="仿宋" w:hint="eastAsia"/>
-              </w:rPr>
-              <w:t>，可晋升到F</w:t>
+              <w:t>间隔较长时间[7, +∞]天后再次回想，用时越短，评定的熟悉程度越高，可晋升到F</w:t>
             </w:r>
           </w:p>
         </w:tc>
@@ -1822,7 +4081,7 @@
         <w:spacing w:line="340" w:lineRule="exact"/>
         <w:jc w:val="left"/>
         <w:rPr>
-          <w:rFonts w:ascii="仿宋" w:eastAsia="仿宋" w:hAnsi="仿宋"/>
+          <w:rFonts w:ascii="仿宋" w:eastAsia="仿宋" w:hAnsi="仿宋" w:hint="eastAsia"/>
         </w:rPr>
       </w:pPr>
       <w:r>
@@ -1855,15 +4114,7 @@
           <w:b/>
           <w:bCs/>
         </w:rPr>
-        <w:t>第</w:t>
-      </w:r>
-      <w:r>
-        <w:rPr>
-          <w:rFonts w:ascii="黑体" w:eastAsia="黑体" w:hAnsi="黑体" w:hint="eastAsia"/>
-          <w:b/>
-          <w:bCs/>
-        </w:rPr>
-        <w:t>一次记忆的时间戳</w:t>
+        <w:t>第一次记忆的时间戳</w:t>
       </w:r>
       <w:r>
         <w:rPr>

--- a/ScholarHub 开发文档.docx
+++ b/ScholarHub 开发文档.docx
@@ -3317,6 +3317,187 @@
         <w:spacing w:line="340" w:lineRule="exact"/>
         <w:jc w:val="left"/>
         <w:rPr>
+          <w:rFonts w:ascii="宋体" w:eastAsia="宋体" w:hAnsi="宋体"/>
+          <w:b/>
+          <w:bCs/>
+        </w:rPr>
+      </w:pPr>
+      <w:r>
+        <w:rPr>
+          <w:rFonts w:ascii="宋体" w:eastAsia="宋体" w:hAnsi="宋体"/>
+          <w:b/>
+          <w:bCs/>
+        </w:rPr>
+        <w:t># self.StackWidget.addWidget(self.HomeWindow)         # HomeWindow.index =         00</w:t>
+      </w:r>
+      <w:r>
+        <w:rPr>
+          <w:rFonts w:ascii="宋体" w:eastAsia="宋体" w:hAnsi="宋体"/>
+          <w:b/>
+          <w:bCs/>
+        </w:rPr>
+        <w:br/>
+        <w:t># self.StackWidget.addWidget(self.SettingsWindow)     # SettingsWindow.index =     01</w:t>
+      </w:r>
+      <w:r>
+        <w:rPr>
+          <w:rFonts w:ascii="宋体" w:eastAsia="宋体" w:hAnsi="宋体"/>
+          <w:b/>
+          <w:bCs/>
+        </w:rPr>
+        <w:br/>
+        <w:t># self.StackWidget.addWidget(self.TaskWindow)         # TaskWindow.index =         02</w:t>
+      </w:r>
+      <w:r>
+        <w:rPr>
+          <w:rFonts w:ascii="宋体" w:eastAsia="宋体" w:hAnsi="宋体"/>
+          <w:b/>
+          <w:bCs/>
+        </w:rPr>
+        <w:br/>
+        <w:t># self.StackWidget.addWidget(self.BufferWindow)       # BufferWindow.index =       03</w:t>
+      </w:r>
+      <w:r>
+        <w:rPr>
+          <w:rFonts w:ascii="宋体" w:eastAsia="宋体" w:hAnsi="宋体"/>
+          <w:b/>
+          <w:bCs/>
+        </w:rPr>
+        <w:br/>
+        <w:t># self.StackWidget.addWidget(self.DeviceMgrWindow)    # DeviceMgrWindow.index =    04</w:t>
+      </w:r>
+      <w:r>
+        <w:rPr>
+          <w:rFonts w:ascii="宋体" w:eastAsia="宋体" w:hAnsi="宋体"/>
+          <w:b/>
+          <w:bCs/>
+        </w:rPr>
+        <w:br/>
+        <w:t># self.StackWidget.addWidget(self.FocusWindow)        # FocusWindow.index =        05</w:t>
+      </w:r>
+      <w:r>
+        <w:rPr>
+          <w:rFonts w:ascii="宋体" w:eastAsia="宋体" w:hAnsi="宋体"/>
+          <w:b/>
+          <w:bCs/>
+        </w:rPr>
+        <w:br/>
+        <w:t># self.StackWidget.addWidget(self.GradeRecordWindow)  # GradeRecordWindow.index =  06</w:t>
+      </w:r>
+      <w:r>
+        <w:rPr>
+          <w:rFonts w:ascii="宋体" w:eastAsia="宋体" w:hAnsi="宋体"/>
+          <w:b/>
+          <w:bCs/>
+        </w:rPr>
+        <w:br/>
+        <w:t># self.StackWidget.addWidget(self.VocabularyWindow)   # VocabularyWindow.index =   07</w:t>
+      </w:r>
+      <w:r>
+        <w:rPr>
+          <w:rFonts w:ascii="宋体" w:eastAsia="宋体" w:hAnsi="宋体"/>
+          <w:b/>
+          <w:bCs/>
+        </w:rPr>
+        <w:br/>
+        <w:t># self.StackWidget.addWidget(self.PoemWindow)         # PoemWindow.index =         08</w:t>
+      </w:r>
+      <w:r>
+        <w:rPr>
+          <w:rFonts w:ascii="宋体" w:eastAsia="宋体" w:hAnsi="宋体"/>
+          <w:b/>
+          <w:bCs/>
+        </w:rPr>
+        <w:br/>
+        <w:t># self.StackWidget.addWidget(self.TeachingAIDSWindow) # TeachingAIDSWindow.index = 09</w:t>
+      </w:r>
+      <w:r>
+        <w:rPr>
+          <w:rFonts w:ascii="宋体" w:eastAsia="宋体" w:hAnsi="宋体"/>
+          <w:b/>
+          <w:bCs/>
+        </w:rPr>
+        <w:br/>
+        <w:t># self.StackWidget.addWidget(self.PaperMgrWindow)     # PaperMgrWindow.index =     10</w:t>
+      </w:r>
+      <w:r>
+        <w:rPr>
+          <w:rFonts w:ascii="宋体" w:eastAsia="宋体" w:hAnsi="宋体"/>
+          <w:b/>
+          <w:bCs/>
+        </w:rPr>
+        <w:br/>
+        <w:t># self.StackWidget.addWidget(self.LadderWindow)       # LadderWindow.index =       11</w:t>
+      </w:r>
+      <w:r>
+        <w:rPr>
+          <w:rFonts w:ascii="宋体" w:eastAsia="宋体" w:hAnsi="宋体"/>
+          <w:b/>
+          <w:bCs/>
+        </w:rPr>
+        <w:br/>
+        <w:t># self.StackWidget.addWidget(self.AchievementWindow)  # AchievementWindow.index =  12</w:t>
+      </w:r>
+      <w:r>
+        <w:rPr>
+          <w:rFonts w:ascii="宋体" w:eastAsia="宋体" w:hAnsi="宋体"/>
+          <w:b/>
+          <w:bCs/>
+        </w:rPr>
+        <w:br/>
+      </w:r>
+      <w:r>
+        <w:rPr>
+          <w:rFonts w:ascii="宋体" w:eastAsia="宋体" w:hAnsi="宋体"/>
+          <w:b/>
+          <w:bCs/>
+        </w:rPr>
+        <w:lastRenderedPageBreak/>
+        <w:t># self.StackWidget.addWidget(self.MusicWindow)        # MusicWindow.index =        13</w:t>
+      </w:r>
+      <w:r>
+        <w:rPr>
+          <w:rFonts w:ascii="宋体" w:eastAsia="宋体" w:hAnsi="宋体"/>
+          <w:b/>
+          <w:bCs/>
+        </w:rPr>
+        <w:br/>
+        <w:t># self.StackWidget.addWidget(self.PitchWindow)        # PitchWindow.index =        14</w:t>
+      </w:r>
+      <w:r>
+        <w:rPr>
+          <w:rFonts w:ascii="宋体" w:eastAsia="宋体" w:hAnsi="宋体"/>
+          <w:b/>
+          <w:bCs/>
+        </w:rPr>
+        <w:br/>
+        <w:t># self.StackWidget.addWidget(self.MusicalityWindow)   # MusicalityWindow.index =   15</w:t>
+      </w:r>
+      <w:r>
+        <w:rPr>
+          <w:rFonts w:ascii="宋体" w:eastAsia="宋体" w:hAnsi="宋体"/>
+          <w:b/>
+          <w:bCs/>
+        </w:rPr>
+        <w:br/>
+        <w:t># self.StackWidget.addWidget(self.AlarmWindow)        # AlarmWindow.index =        16</w:t>
+      </w:r>
+      <w:r>
+        <w:rPr>
+          <w:rFonts w:ascii="宋体" w:eastAsia="宋体" w:hAnsi="宋体"/>
+          <w:b/>
+          <w:bCs/>
+        </w:rPr>
+        <w:br/>
+        <w:t># self.StackWidget.addWidget(self.FileProtectWindow)  # FileProtectWindow.index =  17</w:t>
+      </w:r>
+    </w:p>
+    <w:p>
+      <w:pPr>
+        <w:widowControl/>
+        <w:spacing w:line="340" w:lineRule="exact"/>
+        <w:jc w:val="left"/>
+        <w:rPr>
           <w:rFonts w:ascii="宋体" w:eastAsia="宋体" w:hAnsi="宋体" w:hint="eastAsia"/>
           <w:b/>
           <w:bCs/>
@@ -4210,6 +4391,44 @@
           <w:rFonts w:hint="eastAsia"/>
         </w:rPr>
       </w:pPr>
+    </w:p>
+    <w:p>
+      <w:pPr>
+        <w:spacing w:line="340" w:lineRule="exact"/>
+        <w:rPr>
+          <w:rFonts w:hint="eastAsia"/>
+        </w:rPr>
+      </w:pPr>
+    </w:p>
+    <w:p>
+      <w:pPr>
+        <w:widowControl/>
+        <w:jc w:val="left"/>
+        <w:rPr>
+          <w:rFonts w:hint="eastAsia"/>
+        </w:rPr>
+      </w:pPr>
+      <w:r>
+        <w:rPr>
+          <w:rFonts w:hint="eastAsia"/>
+        </w:rPr>
+        <w:br w:type="page"/>
+      </w:r>
+    </w:p>
+    <w:p>
+      <w:pPr>
+        <w:spacing w:line="340" w:lineRule="exact"/>
+        <w:rPr>
+          <w:rFonts w:hint="eastAsia"/>
+        </w:rPr>
+      </w:pPr>
+      <w:r>
+        <w:rPr>
+          <w:rFonts w:hint="eastAsia"/>
+        </w:rPr>
+        <w:lastRenderedPageBreak/>
+        <w:t>元素周期表式UI布局</w:t>
+      </w:r>
     </w:p>
     <w:sectPr>
       <w:footerReference w:type="default" r:id="rId6"/>
@@ -4943,7 +5162,6 @@
   <w:style w:type="character" w:default="1" w:styleId="a0">
     <w:name w:val="Default Paragraph Font"/>
     <w:uiPriority w:val="1"/>
-    <w:semiHidden/>
     <w:unhideWhenUsed/>
   </w:style>
   <w:style w:type="table" w:default="1" w:styleId="a1">
